--- a/Pre projeto - TCC.docx
+++ b/Pre projeto - TCC.docx
@@ -1312,7 +1312,7 @@
       <w:r>
         <w:fldChar w:fldCharType="separate"/>
       </w:r>
-      <w:hyperlink w:anchor="_Toc210078683" w:history="1">
+      <w:hyperlink w:anchor="_Toc210140249" w:history="1">
         <w:r>
           <w:rPr>
             <w:rStyle w:val="Hyperlink"/>
@@ -1339,7 +1339,7 @@
             <w:noProof/>
             <w:webHidden/>
           </w:rPr>
-          <w:instrText xml:space="preserve"> PAGEREF _Toc210078683 \h </w:instrText>
+          <w:instrText xml:space="preserve"> PAGEREF _Toc210140249 \h </w:instrText>
         </w:r>
         <w:r>
           <w:rPr>
@@ -1381,7 +1381,7 @@
           <w14:ligatures w14:val="standardContextual"/>
         </w:rPr>
       </w:pPr>
-      <w:hyperlink w:anchor="_Toc210078684" w:history="1">
+      <w:hyperlink w:anchor="_Toc210140250" w:history="1">
         <w:r>
           <w:rPr>
             <w:rStyle w:val="Hyperlink"/>
@@ -1408,7 +1408,7 @@
             <w:noProof/>
             <w:webHidden/>
           </w:rPr>
-          <w:instrText xml:space="preserve"> PAGEREF _Toc210078684 \h </w:instrText>
+          <w:instrText xml:space="preserve"> PAGEREF _Toc210140250 \h </w:instrText>
         </w:r>
         <w:r>
           <w:rPr>
@@ -1450,7 +1450,7 @@
           <w14:ligatures w14:val="standardContextual"/>
         </w:rPr>
       </w:pPr>
-      <w:hyperlink w:anchor="_Toc210078685" w:history="1">
+      <w:hyperlink w:anchor="_Toc210140251" w:history="1">
         <w:r>
           <w:rPr>
             <w:rStyle w:val="Hyperlink"/>
@@ -1477,7 +1477,7 @@
             <w:noProof/>
             <w:webHidden/>
           </w:rPr>
-          <w:instrText xml:space="preserve"> PAGEREF _Toc210078685 \h </w:instrText>
+          <w:instrText xml:space="preserve"> PAGEREF _Toc210140251 \h </w:instrText>
         </w:r>
         <w:r>
           <w:rPr>
@@ -1608,7 +1608,7 @@
         </w:rPr>
         <w:fldChar w:fldCharType="separate"/>
       </w:r>
-      <w:hyperlink w:anchor="_Toc210078791" w:history="1">
+      <w:hyperlink w:anchor="_Toc210140266" w:history="1">
         <w:r>
           <w:rPr>
             <w:rStyle w:val="Hyperlink"/>
@@ -1635,7 +1635,7 @@
             <w:noProof/>
             <w:webHidden/>
           </w:rPr>
-          <w:instrText xml:space="preserve"> PAGEREF _Toc210078791 \h </w:instrText>
+          <w:instrText xml:space="preserve"> PAGEREF _Toc210140266 \h </w:instrText>
         </w:r>
         <w:r>
           <w:rPr>
@@ -1677,7 +1677,7 @@
           <w14:ligatures w14:val="standardContextual"/>
         </w:rPr>
       </w:pPr>
-      <w:hyperlink w:anchor="_Toc210078792" w:history="1">
+      <w:hyperlink w:anchor="_Toc210140267" w:history="1">
         <w:r>
           <w:rPr>
             <w:rStyle w:val="Hyperlink"/>
@@ -1704,7 +1704,7 @@
             <w:noProof/>
             <w:webHidden/>
           </w:rPr>
-          <w:instrText xml:space="preserve"> PAGEREF _Toc210078792 \h </w:instrText>
+          <w:instrText xml:space="preserve"> PAGEREF _Toc210140267 \h </w:instrText>
         </w:r>
         <w:r>
           <w:rPr>
@@ -1746,7 +1746,7 @@
           <w14:ligatures w14:val="standardContextual"/>
         </w:rPr>
       </w:pPr>
-      <w:hyperlink w:anchor="_Toc210078793" w:history="1">
+      <w:hyperlink w:anchor="_Toc210140268" w:history="1">
         <w:r>
           <w:rPr>
             <w:rStyle w:val="Hyperlink"/>
@@ -1773,7 +1773,7 @@
             <w:noProof/>
             <w:webHidden/>
           </w:rPr>
-          <w:instrText xml:space="preserve"> PAGEREF _Toc210078793 \h </w:instrText>
+          <w:instrText xml:space="preserve"> PAGEREF _Toc210140268 \h </w:instrText>
         </w:r>
         <w:r>
           <w:rPr>
@@ -2072,7 +2072,6 @@
             <w:rPr>
               <w:rFonts w:asciiTheme="minorHAnsi" w:eastAsiaTheme="minorEastAsia" w:hAnsiTheme="minorHAnsi" w:cstheme="minorBidi"/>
               <w:bCs w:val="0"/>
-              <w:caps w:val="0"/>
               <w:noProof/>
               <w:kern w:val="2"/>
               <w:lang w:eastAsia="pt-BR"/>
@@ -2080,15 +2079,21 @@
             </w:rPr>
           </w:pPr>
           <w:r>
+            <w:rPr>
+              <w:caps/>
+            </w:rPr>
             <w:fldChar w:fldCharType="begin"/>
           </w:r>
           <w:r>
             <w:instrText xml:space="preserve"> TOC \o "1-3" \h \z \u </w:instrText>
           </w:r>
           <w:r>
+            <w:rPr>
+              <w:caps/>
+            </w:rPr>
             <w:fldChar w:fldCharType="separate"/>
           </w:r>
-          <w:hyperlink w:anchor="_Toc210078809" w:history="1">
+          <w:hyperlink w:anchor="_Toc210140277" w:history="1">
             <w:r>
               <w:rPr>
                 <w:rStyle w:val="Hyperlink"/>
@@ -2100,7 +2105,6 @@
               <w:rPr>
                 <w:rFonts w:asciiTheme="minorHAnsi" w:eastAsiaTheme="minorEastAsia" w:hAnsiTheme="minorHAnsi" w:cstheme="minorBidi"/>
                 <w:bCs w:val="0"/>
-                <w:caps w:val="0"/>
                 <w:noProof/>
                 <w:kern w:val="2"/>
                 <w:lang w:eastAsia="pt-BR"/>
@@ -2134,7 +2138,7 @@
                 <w:noProof/>
                 <w:webHidden/>
               </w:rPr>
-              <w:instrText xml:space="preserve"> PAGEREF _Toc210078809 \h </w:instrText>
+              <w:instrText xml:space="preserve"> PAGEREF _Toc210140277 \h </w:instrText>
             </w:r>
             <w:r>
               <w:rPr>
@@ -2182,7 +2186,7 @@
               <w14:ligatures w14:val="standardContextual"/>
             </w:rPr>
           </w:pPr>
-          <w:hyperlink w:anchor="_Toc210078810" w:history="1">
+          <w:hyperlink w:anchor="_Toc210140278" w:history="1">
             <w:r>
               <w:rPr>
                 <w:rStyle w:val="Hyperlink"/>
@@ -2229,7 +2233,7 @@
                 <w:noProof/>
                 <w:webHidden/>
               </w:rPr>
-              <w:instrText xml:space="preserve"> PAGEREF _Toc210078810 \h </w:instrText>
+              <w:instrText xml:space="preserve"> PAGEREF _Toc210140278 \h </w:instrText>
             </w:r>
             <w:r>
               <w:rPr>
@@ -2277,7 +2281,7 @@
               <w14:ligatures w14:val="standardContextual"/>
             </w:rPr>
           </w:pPr>
-          <w:hyperlink w:anchor="_Toc210078811" w:history="1">
+          <w:hyperlink w:anchor="_Toc210140279" w:history="1">
             <w:r>
               <w:rPr>
                 <w:rStyle w:val="Hyperlink"/>
@@ -2324,7 +2328,7 @@
                 <w:noProof/>
                 <w:webHidden/>
               </w:rPr>
-              <w:instrText xml:space="preserve"> PAGEREF _Toc210078811 \h </w:instrText>
+              <w:instrText xml:space="preserve"> PAGEREF _Toc210140279 \h </w:instrText>
             </w:r>
             <w:r>
               <w:rPr>
@@ -2361,14 +2365,13 @@
             <w:rPr>
               <w:rFonts w:asciiTheme="minorHAnsi" w:eastAsiaTheme="minorEastAsia" w:hAnsiTheme="minorHAnsi" w:cstheme="minorBidi"/>
               <w:bCs w:val="0"/>
-              <w:caps w:val="0"/>
               <w:noProof/>
               <w:kern w:val="2"/>
               <w:lang w:eastAsia="pt-BR"/>
               <w14:ligatures w14:val="standardContextual"/>
             </w:rPr>
           </w:pPr>
-          <w:hyperlink w:anchor="_Toc210078812" w:history="1">
+          <w:hyperlink w:anchor="_Toc210140280" w:history="1">
             <w:r>
               <w:rPr>
                 <w:rStyle w:val="Hyperlink"/>
@@ -2380,7 +2383,6 @@
               <w:rPr>
                 <w:rFonts w:asciiTheme="minorHAnsi" w:eastAsiaTheme="minorEastAsia" w:hAnsiTheme="minorHAnsi" w:cstheme="minorBidi"/>
                 <w:bCs w:val="0"/>
-                <w:caps w:val="0"/>
                 <w:noProof/>
                 <w:kern w:val="2"/>
                 <w:lang w:eastAsia="pt-BR"/>
@@ -2414,7 +2416,7 @@
                 <w:noProof/>
                 <w:webHidden/>
               </w:rPr>
-              <w:instrText xml:space="preserve"> PAGEREF _Toc210078812 \h </w:instrText>
+              <w:instrText xml:space="preserve"> PAGEREF _Toc210140280 \h </w:instrText>
             </w:r>
             <w:r>
               <w:rPr>
@@ -2462,7 +2464,7 @@
               <w14:ligatures w14:val="standardContextual"/>
             </w:rPr>
           </w:pPr>
-          <w:hyperlink w:anchor="_Toc210078813" w:history="1">
+          <w:hyperlink w:anchor="_Toc210140281" w:history="1">
             <w:r>
               <w:rPr>
                 <w:rStyle w:val="Hyperlink"/>
@@ -2509,7 +2511,7 @@
                 <w:noProof/>
                 <w:webHidden/>
               </w:rPr>
-              <w:instrText xml:space="preserve"> PAGEREF _Toc210078813 \h </w:instrText>
+              <w:instrText xml:space="preserve"> PAGEREF _Toc210140281 \h </w:instrText>
             </w:r>
             <w:r>
               <w:rPr>
@@ -2557,7 +2559,7 @@
               <w14:ligatures w14:val="standardContextual"/>
             </w:rPr>
           </w:pPr>
-          <w:hyperlink w:anchor="_Toc210078814" w:history="1">
+          <w:hyperlink w:anchor="_Toc210140282" w:history="1">
             <w:r>
               <w:rPr>
                 <w:rStyle w:val="Hyperlink"/>
@@ -2604,7 +2606,7 @@
                 <w:noProof/>
                 <w:webHidden/>
               </w:rPr>
-              <w:instrText xml:space="preserve"> PAGEREF _Toc210078814 \h </w:instrText>
+              <w:instrText xml:space="preserve"> PAGEREF _Toc210140282 \h </w:instrText>
             </w:r>
             <w:r>
               <w:rPr>
@@ -2652,7 +2654,7 @@
               <w14:ligatures w14:val="standardContextual"/>
             </w:rPr>
           </w:pPr>
-          <w:hyperlink w:anchor="_Toc210078815" w:history="1">
+          <w:hyperlink w:anchor="_Toc210140283" w:history="1">
             <w:r>
               <w:rPr>
                 <w:rStyle w:val="Hyperlink"/>
@@ -2678,7 +2680,7 @@
                 <w:rStyle w:val="Hyperlink"/>
                 <w:noProof/>
               </w:rPr>
-              <w:t>processo de software e o Unified Process (UP)</w:t>
+              <w:t>processo de software e o Unified Process (PU)</w:t>
             </w:r>
             <w:r>
               <w:rPr>
@@ -2699,7 +2701,7 @@
                 <w:noProof/>
                 <w:webHidden/>
               </w:rPr>
-              <w:instrText xml:space="preserve"> PAGEREF _Toc210078815 \h </w:instrText>
+              <w:instrText xml:space="preserve"> PAGEREF _Toc210140283 \h </w:instrText>
             </w:r>
             <w:r>
               <w:rPr>
@@ -2747,7 +2749,7 @@
               <w14:ligatures w14:val="standardContextual"/>
             </w:rPr>
           </w:pPr>
-          <w:hyperlink w:anchor="_Toc210078816" w:history="1">
+          <w:hyperlink w:anchor="_Toc210140284" w:history="1">
             <w:r>
               <w:rPr>
                 <w:rStyle w:val="Hyperlink"/>
@@ -2794,7 +2796,7 @@
                 <w:noProof/>
                 <w:webHidden/>
               </w:rPr>
-              <w:instrText xml:space="preserve"> PAGEREF _Toc210078816 \h </w:instrText>
+              <w:instrText xml:space="preserve"> PAGEREF _Toc210140284 \h </w:instrText>
             </w:r>
             <w:r>
               <w:rPr>
@@ -2841,7 +2843,7 @@
               <w14:ligatures w14:val="standardContextual"/>
             </w:rPr>
           </w:pPr>
-          <w:hyperlink w:anchor="_Toc210078817" w:history="1">
+          <w:hyperlink w:anchor="_Toc210140285" w:history="1">
             <w:r>
               <w:rPr>
                 <w:rStyle w:val="Hyperlink"/>
@@ -2887,7 +2889,7 @@
                 <w:noProof/>
                 <w:webHidden/>
               </w:rPr>
-              <w:instrText xml:space="preserve"> PAGEREF _Toc210078817 \h </w:instrText>
+              <w:instrText xml:space="preserve"> PAGEREF _Toc210140285 \h </w:instrText>
             </w:r>
             <w:r>
               <w:rPr>
@@ -2934,7 +2936,7 @@
               <w14:ligatures w14:val="standardContextual"/>
             </w:rPr>
           </w:pPr>
-          <w:hyperlink w:anchor="_Toc210078818" w:history="1">
+          <w:hyperlink w:anchor="_Toc210140286" w:history="1">
             <w:r>
               <w:rPr>
                 <w:rStyle w:val="Hyperlink"/>
@@ -2980,7 +2982,7 @@
                 <w:noProof/>
                 <w:webHidden/>
               </w:rPr>
-              <w:instrText xml:space="preserve"> PAGEREF _Toc210078818 \h </w:instrText>
+              <w:instrText xml:space="preserve"> PAGEREF _Toc210140286 \h </w:instrText>
             </w:r>
             <w:r>
               <w:rPr>
@@ -3027,7 +3029,7 @@
               <w14:ligatures w14:val="standardContextual"/>
             </w:rPr>
           </w:pPr>
-          <w:hyperlink w:anchor="_Toc210078819" w:history="1">
+          <w:hyperlink w:anchor="_Toc210140287" w:history="1">
             <w:r>
               <w:rPr>
                 <w:rStyle w:val="Hyperlink"/>
@@ -3073,7 +3075,7 @@
                 <w:noProof/>
                 <w:webHidden/>
               </w:rPr>
-              <w:instrText xml:space="preserve"> PAGEREF _Toc210078819 \h </w:instrText>
+              <w:instrText xml:space="preserve"> PAGEREF _Toc210140287 \h </w:instrText>
             </w:r>
             <w:r>
               <w:rPr>
@@ -3121,7 +3123,7 @@
               <w14:ligatures w14:val="standardContextual"/>
             </w:rPr>
           </w:pPr>
-          <w:hyperlink w:anchor="_Toc210078820" w:history="1">
+          <w:hyperlink w:anchor="_Toc210140288" w:history="1">
             <w:r>
               <w:rPr>
                 <w:rStyle w:val="Hyperlink"/>
@@ -3168,7 +3170,7 @@
                 <w:noProof/>
                 <w:webHidden/>
               </w:rPr>
-              <w:instrText xml:space="preserve"> PAGEREF _Toc210078820 \h </w:instrText>
+              <w:instrText xml:space="preserve"> PAGEREF _Toc210140288 \h </w:instrText>
             </w:r>
             <w:r>
               <w:rPr>
@@ -3215,7 +3217,7 @@
               <w14:ligatures w14:val="standardContextual"/>
             </w:rPr>
           </w:pPr>
-          <w:hyperlink w:anchor="_Toc210078821" w:history="1">
+          <w:hyperlink w:anchor="_Toc210140289" w:history="1">
             <w:r>
               <w:rPr>
                 <w:rStyle w:val="Hyperlink"/>
@@ -3261,7 +3263,7 @@
                 <w:noProof/>
                 <w:webHidden/>
               </w:rPr>
-              <w:instrText xml:space="preserve"> PAGEREF _Toc210078821 \h </w:instrText>
+              <w:instrText xml:space="preserve"> PAGEREF _Toc210140289 \h </w:instrText>
             </w:r>
             <w:r>
               <w:rPr>
@@ -3309,7 +3311,7 @@
               <w14:ligatures w14:val="standardContextual"/>
             </w:rPr>
           </w:pPr>
-          <w:hyperlink w:anchor="_Toc210078822" w:history="1">
+          <w:hyperlink w:anchor="_Toc210140290" w:history="1">
             <w:r>
               <w:rPr>
                 <w:rStyle w:val="Hyperlink"/>
@@ -3356,7 +3358,7 @@
                 <w:noProof/>
                 <w:webHidden/>
               </w:rPr>
-              <w:instrText xml:space="preserve"> PAGEREF _Toc210078822 \h </w:instrText>
+              <w:instrText xml:space="preserve"> PAGEREF _Toc210140290 \h </w:instrText>
             </w:r>
             <w:r>
               <w:rPr>
@@ -3403,7 +3405,7 @@
               <w14:ligatures w14:val="standardContextual"/>
             </w:rPr>
           </w:pPr>
-          <w:hyperlink w:anchor="_Toc210078823" w:history="1">
+          <w:hyperlink w:anchor="_Toc210140291" w:history="1">
             <w:r>
               <w:rPr>
                 <w:rStyle w:val="Hyperlink"/>
@@ -3449,7 +3451,7 @@
                 <w:noProof/>
                 <w:webHidden/>
               </w:rPr>
-              <w:instrText xml:space="preserve"> PAGEREF _Toc210078823 \h </w:instrText>
+              <w:instrText xml:space="preserve"> PAGEREF _Toc210140291 \h </w:instrText>
             </w:r>
             <w:r>
               <w:rPr>
@@ -3486,14 +3488,13 @@
             <w:rPr>
               <w:rFonts w:asciiTheme="minorHAnsi" w:eastAsiaTheme="minorEastAsia" w:hAnsiTheme="minorHAnsi" w:cstheme="minorBidi"/>
               <w:bCs w:val="0"/>
-              <w:caps w:val="0"/>
               <w:noProof/>
               <w:kern w:val="2"/>
               <w:lang w:eastAsia="pt-BR"/>
               <w14:ligatures w14:val="standardContextual"/>
             </w:rPr>
           </w:pPr>
-          <w:hyperlink w:anchor="_Toc210078824" w:history="1">
+          <w:hyperlink w:anchor="_Toc210140292" w:history="1">
             <w:r>
               <w:rPr>
                 <w:rStyle w:val="Hyperlink"/>
@@ -3505,7 +3506,6 @@
               <w:rPr>
                 <w:rFonts w:asciiTheme="minorHAnsi" w:eastAsiaTheme="minorEastAsia" w:hAnsiTheme="minorHAnsi" w:cstheme="minorBidi"/>
                 <w:bCs w:val="0"/>
-                <w:caps w:val="0"/>
                 <w:noProof/>
                 <w:kern w:val="2"/>
                 <w:lang w:eastAsia="pt-BR"/>
@@ -3539,7 +3539,7 @@
                 <w:noProof/>
                 <w:webHidden/>
               </w:rPr>
-              <w:instrText xml:space="preserve"> PAGEREF _Toc210078824 \h </w:instrText>
+              <w:instrText xml:space="preserve"> PAGEREF _Toc210140292 \h </w:instrText>
             </w:r>
             <w:r>
               <w:rPr>
@@ -3587,7 +3587,7 @@
               <w14:ligatures w14:val="standardContextual"/>
             </w:rPr>
           </w:pPr>
-          <w:hyperlink w:anchor="_Toc210078825" w:history="1">
+          <w:hyperlink w:anchor="_Toc210140293" w:history="1">
             <w:r>
               <w:rPr>
                 <w:rStyle w:val="Hyperlink"/>
@@ -3634,7 +3634,7 @@
                 <w:noProof/>
                 <w:webHidden/>
               </w:rPr>
-              <w:instrText xml:space="preserve"> PAGEREF _Toc210078825 \h </w:instrText>
+              <w:instrText xml:space="preserve"> PAGEREF _Toc210140293 \h </w:instrText>
             </w:r>
             <w:r>
               <w:rPr>
@@ -3682,7 +3682,7 @@
               <w14:ligatures w14:val="standardContextual"/>
             </w:rPr>
           </w:pPr>
-          <w:hyperlink w:anchor="_Toc210078826" w:history="1">
+          <w:hyperlink w:anchor="_Toc210140294" w:history="1">
             <w:r>
               <w:rPr>
                 <w:rStyle w:val="Hyperlink"/>
@@ -3729,7 +3729,7 @@
                 <w:noProof/>
                 <w:webHidden/>
               </w:rPr>
-              <w:instrText xml:space="preserve"> PAGEREF _Toc210078826 \h </w:instrText>
+              <w:instrText xml:space="preserve"> PAGEREF _Toc210140294 \h </w:instrText>
             </w:r>
             <w:r>
               <w:rPr>
@@ -3766,14 +3766,13 @@
             <w:rPr>
               <w:rFonts w:asciiTheme="minorHAnsi" w:eastAsiaTheme="minorEastAsia" w:hAnsiTheme="minorHAnsi" w:cstheme="minorBidi"/>
               <w:bCs w:val="0"/>
-              <w:caps w:val="0"/>
               <w:noProof/>
               <w:kern w:val="2"/>
               <w:lang w:eastAsia="pt-BR"/>
               <w14:ligatures w14:val="standardContextual"/>
             </w:rPr>
           </w:pPr>
-          <w:hyperlink w:anchor="_Toc210078827" w:history="1">
+          <w:hyperlink w:anchor="_Toc210140295" w:history="1">
             <w:r>
               <w:rPr>
                 <w:rStyle w:val="Hyperlink"/>
@@ -3785,7 +3784,6 @@
               <w:rPr>
                 <w:rFonts w:asciiTheme="minorHAnsi" w:eastAsiaTheme="minorEastAsia" w:hAnsiTheme="minorHAnsi" w:cstheme="minorBidi"/>
                 <w:bCs w:val="0"/>
-                <w:caps w:val="0"/>
                 <w:noProof/>
                 <w:kern w:val="2"/>
                 <w:lang w:eastAsia="pt-BR"/>
@@ -3819,7 +3817,7 @@
                 <w:noProof/>
                 <w:webHidden/>
               </w:rPr>
-              <w:instrText xml:space="preserve"> PAGEREF _Toc210078827 \h </w:instrText>
+              <w:instrText xml:space="preserve"> PAGEREF _Toc210140295 \h </w:instrText>
             </w:r>
             <w:r>
               <w:rPr>
@@ -3856,14 +3854,13 @@
             <w:rPr>
               <w:rFonts w:asciiTheme="minorHAnsi" w:eastAsiaTheme="minorEastAsia" w:hAnsiTheme="minorHAnsi" w:cstheme="minorBidi"/>
               <w:bCs w:val="0"/>
-              <w:caps w:val="0"/>
               <w:noProof/>
               <w:kern w:val="2"/>
               <w:lang w:eastAsia="pt-BR"/>
               <w14:ligatures w14:val="standardContextual"/>
             </w:rPr>
           </w:pPr>
-          <w:hyperlink w:anchor="_Toc210078828" w:history="1">
+          <w:hyperlink w:anchor="_Toc210140296" w:history="1">
             <w:r>
               <w:rPr>
                 <w:rStyle w:val="Hyperlink"/>
@@ -3875,7 +3872,6 @@
               <w:rPr>
                 <w:rFonts w:asciiTheme="minorHAnsi" w:eastAsiaTheme="minorEastAsia" w:hAnsiTheme="minorHAnsi" w:cstheme="minorBidi"/>
                 <w:bCs w:val="0"/>
-                <w:caps w:val="0"/>
                 <w:noProof/>
                 <w:kern w:val="2"/>
                 <w:lang w:eastAsia="pt-BR"/>
@@ -3909,7 +3905,7 @@
                 <w:noProof/>
                 <w:webHidden/>
               </w:rPr>
-              <w:instrText xml:space="preserve"> PAGEREF _Toc210078828 \h </w:instrText>
+              <w:instrText xml:space="preserve"> PAGEREF _Toc210140296 \h </w:instrText>
             </w:r>
             <w:r>
               <w:rPr>
@@ -3954,7 +3950,7 @@
               <w14:ligatures w14:val="standardContextual"/>
             </w:rPr>
           </w:pPr>
-          <w:hyperlink w:anchor="_Toc210078829" w:history="1">
+          <w:hyperlink w:anchor="_Toc210140297" w:history="1">
             <w:r>
               <w:rPr>
                 <w:rStyle w:val="Hyperlink"/>
@@ -3982,7 +3978,7 @@
                 <w:noProof/>
                 <w:webHidden/>
               </w:rPr>
-              <w:instrText xml:space="preserve"> PAGEREF _Toc210078829 \h </w:instrText>
+              <w:instrText xml:space="preserve"> PAGEREF _Toc210140297 \h </w:instrText>
             </w:r>
             <w:r>
               <w:rPr>
@@ -4038,7 +4034,7 @@
     </w:sdt>
     <w:bookmarkStart w:id="1" w:name="_Toc175231779"/>
     <w:bookmarkStart w:id="2" w:name="_Toc175908722"/>
-    <w:bookmarkStart w:id="3" w:name="_Toc210078809"/>
+    <w:bookmarkStart w:id="3" w:name="_Toc210140277"/>
     <w:p>
       <w:pPr>
         <w:pStyle w:val="Ttulo1"/>
@@ -4661,7 +4657,7 @@
       <w:bookmarkStart w:id="12" w:name="_Toc175218595"/>
       <w:bookmarkStart w:id="13" w:name="_Toc175231785"/>
       <w:bookmarkStart w:id="14" w:name="_Toc175908723"/>
-      <w:bookmarkStart w:id="15" w:name="_Toc210078810"/>
+      <w:bookmarkStart w:id="15" w:name="_Toc210140278"/>
       <w:r>
         <w:t>justificativa</w:t>
       </w:r>
@@ -4996,7 +4992,7 @@
       <w:bookmarkStart w:id="16" w:name="_Toc175218596"/>
       <w:bookmarkStart w:id="17" w:name="_Toc175231786"/>
       <w:bookmarkStart w:id="18" w:name="_Toc175908724"/>
-      <w:bookmarkStart w:id="19" w:name="_Toc210078811"/>
+      <w:bookmarkStart w:id="19" w:name="_Toc210140279"/>
       <w:r>
         <w:t>OBJETIVOS</w:t>
       </w:r>
@@ -5423,7 +5419,7 @@
       <w:bookmarkStart w:id="20" w:name="_Toc175218597"/>
       <w:bookmarkStart w:id="21" w:name="_Toc175231787"/>
       <w:bookmarkStart w:id="22" w:name="_Toc175908725"/>
-      <w:bookmarkStart w:id="23" w:name="_Toc210078812"/>
+      <w:bookmarkStart w:id="23" w:name="_Toc210140280"/>
       <w:r>
         <w:lastRenderedPageBreak/>
         <w:t>REFERENCIAL TEÓRICO</w:t>
@@ -5451,7 +5447,7 @@
       <w:pPr>
         <w:pStyle w:val="Ttulo2"/>
       </w:pPr>
-      <w:bookmarkStart w:id="37" w:name="_Toc210078813"/>
+      <w:bookmarkStart w:id="37" w:name="_Toc210140281"/>
       <w:r>
         <w:t>Design Thinking</w:t>
       </w:r>
@@ -6001,7 +5997,7 @@
       <w:pPr>
         <w:pStyle w:val="Ttulo2"/>
       </w:pPr>
-      <w:bookmarkStart w:id="38" w:name="_Toc210078814"/>
+      <w:bookmarkStart w:id="38" w:name="_Toc210140282"/>
       <w:r>
         <w:t>Design UI UX</w:t>
       </w:r>
@@ -6197,12 +6193,18 @@
       <w:pPr>
         <w:pStyle w:val="Ttulo2"/>
       </w:pPr>
-      <w:bookmarkStart w:id="39" w:name="_Toc210078815"/>
+      <w:bookmarkStart w:id="39" w:name="_Toc210140283"/>
       <w:r>
         <w:t xml:space="preserve">processo de software e o </w:t>
       </w:r>
       <w:r>
-        <w:t>Unified Process (UP)</w:t>
+        <w:t>Unified Process (P</w:t>
+      </w:r>
+      <w:r>
+        <w:t>U</w:t>
+      </w:r>
+      <w:r>
+        <w:t>)</w:t>
       </w:r>
       <w:bookmarkEnd w:id="39"/>
     </w:p>
@@ -6436,7 +6438,41 @@
         <w:t>e componentes já existentes</w:t>
       </w:r>
       <w:r>
-        <w:t>, Engenharia de Software Baseada em Reuso (Sommerville, 2011)</w:t>
+        <w:t>, Engenharia de Software Baseada em Reuso</w:t>
+      </w:r>
+    </w:p>
+    <w:p>
+      <w:r>
+        <w:t>(</w:t>
+      </w:r>
+      <w:sdt>
+        <w:sdtPr>
+          <w:id w:val="-1749883191"/>
+          <w:citation/>
+        </w:sdtPr>
+        <w:sdtContent>
+          <w:r>
+            <w:fldChar w:fldCharType="begin"/>
+          </w:r>
+          <w:r>
+            <w:instrText xml:space="preserve"> CITATION Som16 \l 1046 </w:instrText>
+          </w:r>
+          <w:r>
+            <w:fldChar w:fldCharType="separate"/>
+          </w:r>
+          <w:r>
+            <w:rPr>
+              <w:noProof/>
+            </w:rPr>
+            <w:t>SOMMERVILLE, 2011</w:t>
+          </w:r>
+          <w:r>
+            <w:fldChar w:fldCharType="end"/>
+          </w:r>
+        </w:sdtContent>
+      </w:sdt>
+      <w:r>
+        <w:t>)</w:t>
       </w:r>
       <w:r>
         <w:t xml:space="preserve">. </w:t>
@@ -6500,7 +6536,13 @@
       </w:r>
       <w:proofErr w:type="spellEnd"/>
       <w:r>
-        <w:t xml:space="preserve"> (2004), o UP </w:t>
+        <w:t xml:space="preserve"> (2004), o P</w:t>
+      </w:r>
+      <w:r>
+        <w:t>U</w:t>
+      </w:r>
+      <w:r>
+        <w:t xml:space="preserve"> </w:t>
       </w:r>
       <w:r>
         <w:t>é</w:t>
@@ -6553,7 +6595,35 @@
         <w:t xml:space="preserve"> e feedbacks.</w:t>
       </w:r>
     </w:p>
-    <w:p/>
+    <w:p>
+      <w:r>
+        <w:tab/>
+      </w:r>
+      <w:r>
+        <w:t>De acordo com Santos (2010</w:t>
+      </w:r>
+      <w:r>
+        <w:t>) a</w:t>
+      </w:r>
+      <w:r>
+        <w:t xml:space="preserve"> estruturação do</w:t>
+      </w:r>
+      <w:r>
+        <w:t xml:space="preserve"> P</w:t>
+      </w:r>
+      <w:r>
+        <w:t>U</w:t>
+      </w:r>
+      <w:r>
+        <w:t xml:space="preserve"> permite que durante o processo de desenvolvimento do sistema consegue lidar de forma eficaz com os riscos, outro passo também que através da abordagem de incrementação </w:t>
+      </w:r>
+      <w:r>
+        <w:t>e interatividade</w:t>
+      </w:r>
+      <w:r>
+        <w:t xml:space="preserve"> que revisões sejam feitas constantes, entregas parciais e melhorias contínuas ao logo de ciclo de vida do projeto.</w:t>
+      </w:r>
+    </w:p>
     <w:p>
       <w:pPr>
         <w:rPr>
@@ -6564,73 +6634,96 @@
         <w:tab/>
       </w:r>
       <w:r>
-        <w:t xml:space="preserve">O </w:t>
-      </w:r>
-      <w:r>
-        <w:t>UP tem</w:t>
-      </w:r>
-      <w:r>
-        <w:t xml:space="preserve"> a </w:t>
-      </w:r>
-      <w:r>
-        <w:t>amplitude de</w:t>
-      </w:r>
-      <w:r>
-        <w:t xml:space="preserve"> caracterizar um desenvolvimento de softwares com uma qualidade elevada com abordagem iterativa e incremental, atendendo as necessidades dos usuários. O modelo </w:t>
-      </w:r>
-      <w:r>
-        <w:t xml:space="preserve">é </w:t>
-      </w:r>
-      <w:r>
-        <w:t xml:space="preserve">organiza em fases bem definidas para elicitação e </w:t>
-      </w:r>
-      <w:r>
-        <w:t>representação dos</w:t>
-      </w:r>
-      <w:r>
-        <w:t xml:space="preserve"> requisitos facilitando a comunicação da equipe que está desenvolvendo o sistema de forma que fique bem clara o entendimento entre eles (</w:t>
-      </w:r>
-      <w:r>
-        <w:t>CAVALCANTE</w:t>
-      </w:r>
-      <w:r>
-        <w:t xml:space="preserve"> et al., 2006).</w:t>
-      </w:r>
-    </w:p>
-    <w:p>
-      <w:r>
-        <w:tab/>
-      </w:r>
-      <w:r>
-        <w:t>De acordo com Santos (2010</w:t>
-      </w:r>
-      <w:r>
-        <w:t>) a</w:t>
-      </w:r>
-      <w:r>
-        <w:t xml:space="preserve"> estruturação do </w:t>
-      </w:r>
-      <w:r>
-        <w:t>modelo UP</w:t>
-      </w:r>
-      <w:r>
-        <w:t xml:space="preserve"> permite que durante o processo de desenvolvimento do sistema consegue lidar de forma eficaz com os riscos, outro passo também que através da abordagem de incrementação </w:t>
-      </w:r>
-      <w:r>
-        <w:t>e interatividade</w:t>
-      </w:r>
-      <w:r>
-        <w:t xml:space="preserve"> que revisões sejam feitas constantes, entregas parciais e melhorias contínuas ao logo de ciclo de vida do projeto.</w:t>
+        <w:t>A utilização do PU tem a amplitude para alcançar um desenvolvimento de software com uma qualidade elevada,</w:t>
+      </w:r>
+      <w:r>
+        <w:t xml:space="preserve"> </w:t>
+      </w:r>
+      <w:r>
+        <w:t xml:space="preserve">que atenda às necessidades dos usuários, por meio da abordagem iterativa e incremental. O modelo é organizado em fases e atividades onde os artefatos produzidos representam de maneira </w:t>
+      </w:r>
+      <w:r>
+        <w:t xml:space="preserve">clara, </w:t>
+      </w:r>
+      <w:r>
+        <w:t>simples e objetiva</w:t>
+      </w:r>
+      <w:r>
+        <w:t xml:space="preserve"> os requisitos do sistema. Os artefatos produzidos </w:t>
+      </w:r>
+      <w:r>
+        <w:t>serv</w:t>
+      </w:r>
+      <w:r>
+        <w:t>em</w:t>
+      </w:r>
+      <w:r>
+        <w:t xml:space="preserve"> </w:t>
+      </w:r>
+      <w:r>
+        <w:t xml:space="preserve">para </w:t>
+      </w:r>
+      <w:r>
+        <w:t>guia</w:t>
+      </w:r>
+      <w:r>
+        <w:t>r</w:t>
+      </w:r>
+      <w:r>
+        <w:t xml:space="preserve"> </w:t>
+      </w:r>
+      <w:r>
+        <w:t xml:space="preserve">o trabalho de implementação e testes realizado pela </w:t>
+      </w:r>
+      <w:r>
+        <w:t>equipe de desenvolvimento</w:t>
+      </w:r>
+      <w:r>
+        <w:t>. Além disso, devido a simplicidade de representação,</w:t>
+      </w:r>
+      <w:r>
+        <w:t xml:space="preserve"> </w:t>
+      </w:r>
+      <w:r>
+        <w:t xml:space="preserve">podem ser usados para </w:t>
+      </w:r>
+      <w:r>
+        <w:t>facilita</w:t>
+      </w:r>
+      <w:r>
+        <w:t>r</w:t>
+      </w:r>
+      <w:r>
+        <w:t xml:space="preserve"> a comunicação </w:t>
+      </w:r>
+      <w:r>
+        <w:t>entre equipe de desenvolvimento</w:t>
+      </w:r>
+      <w:r>
+        <w:t xml:space="preserve"> </w:t>
+      </w:r>
+      <w:r>
+        <w:t xml:space="preserve">e </w:t>
+      </w:r>
+      <w:r>
+        <w:t>a área de negócio</w:t>
+      </w:r>
+      <w:r>
+        <w:t>s</w:t>
+      </w:r>
+      <w:r>
+        <w:t>.</w:t>
       </w:r>
     </w:p>
     <w:p/>
     <w:p/>
+    <w:p/>
     <w:p>
       <w:pPr>
         <w:pStyle w:val="Ttulo2"/>
       </w:pPr>
       <w:bookmarkStart w:id="40" w:name="_jd3d4s30kzvs" w:colFirst="0" w:colLast="0"/>
-      <w:bookmarkStart w:id="41" w:name="_Toc210078816"/>
+      <w:bookmarkStart w:id="41" w:name="_Toc210140284"/>
       <w:bookmarkEnd w:id="40"/>
       <w:r>
         <w:lastRenderedPageBreak/>
@@ -7013,7 +7106,7 @@
         <w:pStyle w:val="Legenda"/>
         <w:keepNext/>
       </w:pPr>
-      <w:bookmarkStart w:id="42" w:name="_Toc210078683"/>
+      <w:bookmarkStart w:id="42" w:name="_Toc210140249"/>
       <w:r>
         <w:lastRenderedPageBreak/>
         <w:t xml:space="preserve">Figura </w:t>
@@ -7317,7 +7410,7 @@
         <w:pStyle w:val="Ttulo3"/>
       </w:pPr>
       <w:bookmarkStart w:id="43" w:name="_q8idu7nt7lr7" w:colFirst="0" w:colLast="0"/>
-      <w:bookmarkStart w:id="44" w:name="_Toc210078817"/>
+      <w:bookmarkStart w:id="44" w:name="_Toc210140285"/>
       <w:bookmarkEnd w:id="43"/>
       <w:r>
         <w:lastRenderedPageBreak/>
@@ -7403,7 +7496,7 @@
         <w:pStyle w:val="Legenda"/>
         <w:keepNext/>
       </w:pPr>
-      <w:bookmarkStart w:id="45" w:name="_Toc210078684"/>
+      <w:bookmarkStart w:id="45" w:name="_Toc210140250"/>
       <w:r>
         <w:t xml:space="preserve">Figura </w:t>
       </w:r>
@@ -7501,8 +7594,6 @@
     <w:p>
       <w:r>
         <w:tab/>
-      </w:r>
-      <w:r>
         <w:t>Segundo Martins (2010) a elicitação e especificação de requisitos são etapas essenciais no processo de desenvolvimento de software influenciando e garantido diretamente atender as necessidades dos usuários. A elicitação tem como objetivo central entender as necessidades e desejos dos stakeholders por meio de técnicas como entrevistas, questionários, observações e análise documental.  A especificação é a base para garantir que o software seja desenvolvido de maneira alinhada às necessidades concretas dos usuários, reduzindo falhas e retrabalhos ao longo do projeto.</w:t>
       </w:r>
     </w:p>
@@ -7518,7 +7609,7 @@
       </w:pPr>
       <w:bookmarkStart w:id="46" w:name="_w69741rzzqa7" w:colFirst="0" w:colLast="0"/>
       <w:bookmarkStart w:id="47" w:name="_iy6ohgihhx" w:colFirst="0" w:colLast="0"/>
-      <w:bookmarkStart w:id="48" w:name="_Toc210078818"/>
+      <w:bookmarkStart w:id="48" w:name="_Toc210140286"/>
       <w:bookmarkEnd w:id="46"/>
       <w:bookmarkEnd w:id="47"/>
       <w:r>
@@ -7616,7 +7707,7 @@
       <w:pPr>
         <w:pStyle w:val="Ttulo3"/>
       </w:pPr>
-      <w:bookmarkStart w:id="49" w:name="_Toc210078819"/>
+      <w:bookmarkStart w:id="49" w:name="_Toc210140287"/>
       <w:r>
         <w:t>Requisitos não funcionais</w:t>
       </w:r>
@@ -7659,7 +7750,7 @@
         <w:pStyle w:val="Ttulo2"/>
       </w:pPr>
       <w:bookmarkStart w:id="50" w:name="_eyfomf1iew8y" w:colFirst="0" w:colLast="0"/>
-      <w:bookmarkStart w:id="51" w:name="_Toc210078820"/>
+      <w:bookmarkStart w:id="51" w:name="_Toc210140288"/>
       <w:bookmarkEnd w:id="50"/>
       <w:r>
         <w:t>casos de uso</w:t>
@@ -7724,7 +7815,7 @@
         <w:pStyle w:val="Ttulo3"/>
       </w:pPr>
       <w:bookmarkStart w:id="53" w:name="_f8tv7r97tdhh" w:colFirst="0" w:colLast="0"/>
-      <w:bookmarkStart w:id="54" w:name="_Toc210078821"/>
+      <w:bookmarkStart w:id="54" w:name="_Toc210140289"/>
       <w:bookmarkEnd w:id="53"/>
       <w:r>
         <w:t>Diagramas de casos de uso</w:t>
@@ -7862,7 +7953,7 @@
         <w:pStyle w:val="Legenda"/>
         <w:keepNext/>
       </w:pPr>
-      <w:bookmarkStart w:id="55" w:name="_Toc210078685"/>
+      <w:bookmarkStart w:id="55" w:name="_Toc210140251"/>
       <w:r>
         <w:t xml:space="preserve">Figura </w:t>
       </w:r>
@@ -7968,108 +8059,152 @@
     <w:p>
       <w:pPr>
         <w:spacing w:before="240" w:after="240"/>
-        <w:jc w:val="center"/>
-        <w:rPr>
-          <w:rFonts w:ascii="Times New Roman" w:hAnsi="Times New Roman" w:cs="Times New Roman"/>
+      </w:pPr>
+      <w:r>
+        <w:tab/>
+      </w:r>
+      <w:r>
+        <w:t>D</w:t>
+      </w:r>
+      <w:r>
+        <w:t xml:space="preserve">iagramas de casos de uso </w:t>
+      </w:r>
+      <w:r>
+        <w:t xml:space="preserve">fornecem </w:t>
+      </w:r>
+      <w:r>
+        <w:t>uma visão simples de uma interação. Portanto, para entender o que está envolvido</w:t>
+      </w:r>
+      <w:r>
+        <w:t xml:space="preserve">, </w:t>
+      </w:r>
+      <w:r>
+        <w:t>é necessário fornecer mais detalhes</w:t>
+      </w:r>
+      <w:r>
+        <w:t xml:space="preserve"> (</w:t>
+      </w:r>
+      <w:r>
+        <w:t>S</w:t>
+      </w:r>
+      <w:r>
+        <w:t>OMMERVILLE,</w:t>
+      </w:r>
+      <w:r>
+        <w:t>201</w:t>
+      </w:r>
+      <w:r>
+        <w:t>1</w:t>
+      </w:r>
+      <w:r>
+        <w:t>)</w:t>
+      </w:r>
+      <w:r>
+        <w:t>. A pobreza de informação contida nos diagramas de caso de uso, geralmente, é resolvida adicionando informação textual em uma tabela</w:t>
+      </w:r>
+      <w:r>
+        <w:t xml:space="preserve">; </w:t>
+      </w:r>
+      <w:r>
+        <w:t xml:space="preserve">utilizando um </w:t>
+      </w:r>
+      <w:proofErr w:type="spellStart"/>
+      <w:r>
+        <w:t>template</w:t>
+      </w:r>
+      <w:proofErr w:type="spellEnd"/>
+      <w:r>
+        <w:t>, como ilustrado pela</w:t>
+      </w:r>
+      <w:r>
+        <w:t xml:space="preserve"> Tabela </w:t>
+      </w:r>
+      <w:r>
+        <w:t>1</w:t>
+      </w:r>
+      <w:r>
+        <w:t>;</w:t>
+      </w:r>
+      <w:r>
+        <w:t xml:space="preserve"> por meio de outros diagramas</w:t>
+      </w:r>
+      <w:r>
+        <w:t xml:space="preserve"> da UML (</w:t>
+      </w:r>
+      <w:proofErr w:type="spellStart"/>
+      <w:r>
+        <w:rPr>
+          <w:b/>
+          <w:bCs/>
           <w:i/>
           <w:iCs/>
-          <w:sz w:val="16"/>
-          <w:szCs w:val="16"/>
-        </w:rPr>
-      </w:pPr>
-      <w:r>
-        <w:rPr>
-          <w:rFonts w:ascii="Times New Roman" w:hAnsi="Times New Roman" w:cs="Times New Roman"/>
+        </w:rPr>
+        <w:t>Unified</w:t>
+      </w:r>
+      <w:proofErr w:type="spellEnd"/>
+      <w:r>
+        <w:rPr>
           <w:b/>
+          <w:bCs/>
           <w:i/>
           <w:iCs/>
-          <w:sz w:val="16"/>
-          <w:szCs w:val="16"/>
-        </w:rPr>
-        <w:t>fonte</w:t>
-      </w:r>
-      <w:r>
-        <w:rPr>
-          <w:rFonts w:ascii="Times New Roman" w:hAnsi="Times New Roman" w:cs="Times New Roman"/>
+        </w:rPr>
+        <w:t xml:space="preserve"> </w:t>
+      </w:r>
+      <w:proofErr w:type="spellStart"/>
+      <w:r>
+        <w:rPr>
+          <w:b/>
+          <w:bCs/>
           <w:i/>
           <w:iCs/>
-          <w:sz w:val="16"/>
-          <w:szCs w:val="16"/>
-        </w:rPr>
-        <w:t>: DEVMEDIA (2024)</w:t>
-      </w:r>
-    </w:p>
-    <w:p>
-      <w:pPr>
-        <w:spacing w:before="240" w:after="240"/>
-      </w:pPr>
-      <w:r>
-        <w:tab/>
-      </w:r>
-      <w:r>
-        <w:t>D</w:t>
-      </w:r>
-      <w:r>
-        <w:t>iagramas de casos de uso dão uma visão simples de uma interação. Portanto, é necessário fornecer mais detalhes para entender o que está envolvido</w:t>
-      </w:r>
-      <w:r>
-        <w:t xml:space="preserve"> (</w:t>
-      </w:r>
-      <w:r>
-        <w:t>S</w:t>
-      </w:r>
-      <w:r>
-        <w:t>OMMERVILLE,</w:t>
-      </w:r>
-      <w:r>
-        <w:t>201</w:t>
-      </w:r>
-      <w:r>
-        <w:t>1</w:t>
-      </w:r>
+        </w:rPr>
+        <w:t>Modeling</w:t>
+      </w:r>
+      <w:proofErr w:type="spellEnd"/>
+      <w:r>
+        <w:rPr>
+          <w:b/>
+          <w:bCs/>
+          <w:i/>
+          <w:iCs/>
+        </w:rPr>
+        <w:t xml:space="preserve"> </w:t>
+      </w:r>
+      <w:proofErr w:type="spellStart"/>
+      <w:r>
+        <w:rPr>
+          <w:b/>
+          <w:bCs/>
+          <w:i/>
+          <w:iCs/>
+        </w:rPr>
+        <w:t>Langague</w:t>
+      </w:r>
+      <w:proofErr w:type="spellEnd"/>
       <w:r>
         <w:t>)</w:t>
       </w:r>
       <w:r>
-        <w:t>. A pobreza de informação contida nos diagramas de caso de uso, geralmente, é resolvida adicionando informação textual em uma tabela</w:t>
-      </w:r>
-      <w:r>
-        <w:t>, como a</w:t>
-      </w:r>
-      <w:r>
         <w:t xml:space="preserve"> </w:t>
       </w:r>
       <w:r>
-        <w:t xml:space="preserve">Tabela 1; </w:t>
-      </w:r>
-      <w:r>
-        <w:t xml:space="preserve">utilizando um </w:t>
-      </w:r>
-      <w:proofErr w:type="spellStart"/>
-      <w:r>
-        <w:t>template</w:t>
-      </w:r>
-      <w:proofErr w:type="spellEnd"/>
-      <w:r>
-        <w:t xml:space="preserve"> para especificação do caso de uso</w:t>
-      </w:r>
-      <w:r>
-        <w:t>;</w:t>
-      </w:r>
-      <w:r>
-        <w:t xml:space="preserve"> por meio de outros diagramas </w:t>
-      </w:r>
-      <w:r>
         <w:t xml:space="preserve">como, </w:t>
       </w:r>
       <w:r>
-        <w:t xml:space="preserve">diagrama de sequência, </w:t>
+        <w:t>diagrama de sequência</w:t>
+      </w:r>
+      <w:r>
+        <w:t xml:space="preserve"> e comunicação</w:t>
+      </w:r>
+      <w:r>
+        <w:t xml:space="preserve">, </w:t>
       </w:r>
       <w:r>
         <w:t>por exemplo</w:t>
       </w:r>
       <w:r>
-        <w:t xml:space="preserve">. </w:t>
+        <w:t>.</w:t>
       </w:r>
     </w:p>
     <w:p>
@@ -8077,7 +8212,7 @@
         <w:pStyle w:val="Legenda"/>
         <w:keepNext/>
       </w:pPr>
-      <w:bookmarkStart w:id="56" w:name="_Toc210078791"/>
+      <w:bookmarkStart w:id="56" w:name="_Toc210140266"/>
       <w:r>
         <w:t xml:space="preserve">Tabela </w:t>
       </w:r>
@@ -8100,19 +8235,7 @@
         <w:fldChar w:fldCharType="end"/>
       </w:r>
       <w:r>
-        <w:t xml:space="preserve">: </w:t>
-      </w:r>
-      <w:r>
-        <w:t>detalha</w:t>
-      </w:r>
-      <w:r>
-        <w:t>mento de</w:t>
-      </w:r>
-      <w:r>
-        <w:t xml:space="preserve"> informações em casos de uso</w:t>
-      </w:r>
-      <w:r>
-        <w:t>.</w:t>
+        <w:t>: detalhamento de informações em casos de uso.</w:t>
       </w:r>
       <w:bookmarkEnd w:id="56"/>
     </w:p>
@@ -8126,9 +8249,9 @@
           <w:noProof/>
         </w:rPr>
         <w:drawing>
-          <wp:inline distT="114300" distB="114300" distL="114300" distR="114300" wp14:anchorId="209043E2" wp14:editId="5C6669BB">
-            <wp:extent cx="4603805" cy="3132434"/>
-            <wp:effectExtent l="0" t="0" r="6350" b="0"/>
+          <wp:inline distT="114300" distB="114300" distL="114300" distR="114300" wp14:anchorId="209043E2" wp14:editId="78794554">
+            <wp:extent cx="4819650" cy="3286125"/>
+            <wp:effectExtent l="0" t="0" r="0" b="9525"/>
             <wp:docPr id="2" name="image1.png"/>
             <wp:cNvGraphicFramePr/>
             <a:graphic xmlns:a="http://schemas.openxmlformats.org/drawingml/2006/main">
@@ -8163,7 +8286,7 @@
                   <pic:spPr>
                     <a:xfrm>
                       <a:off x="0" y="0"/>
-                      <a:ext cx="4710031" cy="3204710"/>
+                      <a:ext cx="4937266" cy="3366318"/>
                     </a:xfrm>
                     <a:prstGeom prst="rect">
                       <a:avLst/>
@@ -8182,7 +8305,7 @@
         <w:pStyle w:val="Ttulo2"/>
       </w:pPr>
       <w:bookmarkStart w:id="57" w:name="_1lsl0myurey5" w:colFirst="0" w:colLast="0"/>
-      <w:bookmarkStart w:id="58" w:name="_Toc210078822"/>
+      <w:bookmarkStart w:id="58" w:name="_Toc210140290"/>
       <w:bookmarkEnd w:id="57"/>
       <w:r>
         <w:lastRenderedPageBreak/>
@@ -8239,7 +8362,7 @@
       <w:pPr>
         <w:pStyle w:val="Ttulo3"/>
       </w:pPr>
-      <w:bookmarkStart w:id="59" w:name="_Toc210078823"/>
+      <w:bookmarkStart w:id="59" w:name="_Toc210140291"/>
       <w:r>
         <w:t>Tipos de estágio</w:t>
       </w:r>
@@ -8463,7 +8586,7 @@
       <w:pPr>
         <w:pStyle w:val="Ttulo1"/>
       </w:pPr>
-      <w:bookmarkStart w:id="64" w:name="_Toc210078824"/>
+      <w:bookmarkStart w:id="64" w:name="_Toc210140292"/>
       <w:r>
         <w:lastRenderedPageBreak/>
         <w:t>METODOLOGIA</w:t>
@@ -8510,7 +8633,13 @@
         <w:t>(DT)</w:t>
       </w:r>
       <w:r>
-        <w:t xml:space="preserve"> dentro do </w:t>
+        <w:t xml:space="preserve"> dentro do</w:t>
+      </w:r>
+      <w:r>
+        <w:t xml:space="preserve"> framework</w:t>
+      </w:r>
+      <w:r>
+        <w:t xml:space="preserve"> </w:t>
       </w:r>
       <w:proofErr w:type="spellStart"/>
       <w:r>
@@ -8612,7 +8741,7 @@
       <w:pPr>
         <w:pStyle w:val="Ttulo2"/>
       </w:pPr>
-      <w:bookmarkStart w:id="65" w:name="_Toc210078825"/>
+      <w:bookmarkStart w:id="65" w:name="_Toc210140293"/>
       <w:r>
         <w:t>FASES E DISCIPLINAS do PU</w:t>
       </w:r>
@@ -9434,7 +9563,7 @@
       <w:pPr>
         <w:pStyle w:val="Ttulo2"/>
       </w:pPr>
-      <w:bookmarkStart w:id="66" w:name="_Toc210078826"/>
+      <w:bookmarkStart w:id="66" w:name="_Toc210140294"/>
       <w:r>
         <w:t>ARTEFATOS</w:t>
       </w:r>
@@ -9581,7 +9710,7 @@
         <w:pStyle w:val="Legenda"/>
         <w:keepNext/>
       </w:pPr>
-      <w:bookmarkStart w:id="67" w:name="_Toc210078792"/>
+      <w:bookmarkStart w:id="67" w:name="_Toc210140267"/>
       <w:r>
         <w:t xml:space="preserve">Tabela </w:t>
       </w:r>
@@ -10854,7 +10983,7 @@
       <w:pPr>
         <w:pStyle w:val="Ttulo1"/>
       </w:pPr>
-      <w:bookmarkStart w:id="71" w:name="_Toc210078827"/>
+      <w:bookmarkStart w:id="71" w:name="_Toc210140295"/>
       <w:r>
         <w:lastRenderedPageBreak/>
         <w:t>RESULTADOS ESPERADOS</w:t>
@@ -11157,7 +11286,7 @@
       <w:pPr>
         <w:pStyle w:val="Ttulo1"/>
       </w:pPr>
-      <w:bookmarkStart w:id="75" w:name="_Toc210078828"/>
+      <w:bookmarkStart w:id="75" w:name="_Toc210140296"/>
       <w:r>
         <w:lastRenderedPageBreak/>
         <w:t>CRONOGRAMA DE ATIVIDADES</w:t>
@@ -11177,7 +11306,7 @@
         <w:pStyle w:val="Legenda"/>
         <w:keepNext/>
       </w:pPr>
-      <w:bookmarkStart w:id="76" w:name="_Toc210078793"/>
+      <w:bookmarkStart w:id="76" w:name="_Toc210140268"/>
       <w:r>
         <w:t xml:space="preserve">Tabela </w:t>
       </w:r>
@@ -13271,7 +13400,7 @@
         </w:rPr>
       </w:pPr>
       <w:bookmarkStart w:id="77" w:name="_Toc175908738"/>
-      <w:bookmarkStart w:id="78" w:name="_Toc210078829"/>
+      <w:bookmarkStart w:id="78" w:name="_Toc210140297"/>
       <w:bookmarkEnd w:id="24"/>
       <w:bookmarkEnd w:id="25"/>
       <w:bookmarkEnd w:id="26"/>
@@ -15926,7 +16055,7 @@
     <w:autoRedefine/>
     <w:uiPriority w:val="39"/>
     <w:unhideWhenUsed/>
-    <w:rsid w:val="00E87829"/>
+    <w:rsid w:val="00D029D7"/>
     <w:pPr>
       <w:tabs>
         <w:tab w:val="left" w:pos="480"/>
@@ -15937,7 +16066,6 @@
     <w:rPr>
       <w:rFonts w:asciiTheme="majorHAnsi" w:hAnsiTheme="majorHAnsi" w:cstheme="majorHAnsi"/>
       <w:bCs/>
-      <w:caps/>
     </w:rPr>
   </w:style>
   <w:style w:type="paragraph" w:styleId="Sumrio2">
@@ -17066,7 +17194,7 @@
     <b:City>New York</b:City>
     <b:Publisher>McGraw-Hill Education</b:Publisher>
     <b:Edition>8ª</b:Edition>
-    <b:RefOrder>3</b:RefOrder>
+    <b:RefOrder>4</b:RefOrder>
   </b:Source>
   <b:Source>
     <b:Tag>Nun20</b:Tag>
@@ -17099,7 +17227,7 @@
     <b:Month>julho</b:Month>
     <b:Pages>4</b:Pages>
     <b:StandardNumber>10.5753/encompif.2020.11059</b:StandardNumber>
-    <b:RefOrder>4</b:RefOrder>
+    <b:RefOrder>5</b:RefOrder>
   </b:Source>
   <b:Source>
     <b:Tag>Den15</b:Tag>
@@ -17128,7 +17256,7 @@
     <b:Year>2015</b:Year>
     <b:Publisher>Wiley</b:Publisher>
     <b:Edition>5ª</b:Edition>
-    <b:RefOrder>1</b:RefOrder>
+    <b:RefOrder>2</b:RefOrder>
   </b:Source>
   <b:Source>
     <b:Tag>Lar01</b:Tag>
@@ -17149,7 +17277,7 @@
     </b:Author>
     <b:Publisher>Prentice Hall</b:Publisher>
     <b:Edition>2ª</b:Edition>
-    <b:RefOrder>2</b:RefOrder>
+    <b:RefOrder>3</b:RefOrder>
   </b:Source>
   <b:Source>
     <b:Tag>Som16</b:Tag>
@@ -17169,13 +17297,13 @@
     <b:Year>2011</b:Year>
     <b:Publisher>Pearson Education</b:Publisher>
     <b:Edition>9ª</b:Edition>
-    <b:RefOrder>5</b:RefOrder>
+    <b:RefOrder>1</b:RefOrder>
   </b:Source>
 </b:Sources>
 </file>
 
 <file path=customXml/itemProps1.xml><?xml version="1.0" encoding="utf-8"?>
-<ds:datastoreItem xmlns:ds="http://schemas.openxmlformats.org/officeDocument/2006/customXml" ds:itemID="{30ECEEB3-EC88-4732-87F0-80DBE9794DC3}">
+<ds:datastoreItem xmlns:ds="http://schemas.openxmlformats.org/officeDocument/2006/customXml" ds:itemID="{9FFCC996-68DC-46E5-80EF-F84C2A612A3F}">
   <ds:schemaRefs>
     <ds:schemaRef ds:uri="http://schemas.openxmlformats.org/officeDocument/2006/bibliography"/>
   </ds:schemaRefs>

--- a/Pre projeto - TCC.docx
+++ b/Pre projeto - TCC.docx
@@ -5174,7 +5174,13 @@
         <w:t xml:space="preserve"> </w:t>
       </w:r>
       <w:r>
-        <w:t xml:space="preserve">(UP) ao longo </w:t>
+        <w:t>(P</w:t>
+      </w:r>
+      <w:r>
+        <w:t>U</w:t>
+      </w:r>
+      <w:r>
+        <w:t xml:space="preserve">) ao longo </w:t>
       </w:r>
       <w:r>
         <w:t xml:space="preserve">do ciclo de desenvolvimento de um protótipo. </w:t>
@@ -5818,7 +5824,7 @@
         <w:t xml:space="preserve"> </w:t>
       </w:r>
       <w:r>
-        <w:t xml:space="preserve">é um processo organizado, mas não sequenciado, em </w:t>
+        <w:t xml:space="preserve">é um processo organizado, não sequenciado, em </w:t>
       </w:r>
       <w:r>
         <w:t>etapas que varia</w:t>
@@ -5979,11 +5985,9 @@
       <w:r>
         <w:t xml:space="preserve"> segue uma sequência de fases de empatia sem rigidez no processo, mas com uma mentalidade que combina com compreensão, criatividade e prototipagem de forma busca a soluções inovadoras centradas nos usuários </w:t>
       </w:r>
-      <w:proofErr w:type="gramStart"/>
-      <w:r>
-        <w:t>( Segura</w:t>
-      </w:r>
-      <w:proofErr w:type="gramEnd"/>
+      <w:r>
+        <w:t>(Segura</w:t>
+      </w:r>
       <w:r>
         <w:t xml:space="preserve"> &amp; Ochoa, 2015).</w:t>
       </w:r>
@@ -6632,51 +6636,13 @@
       </w:pPr>
       <w:r>
         <w:tab/>
-      </w:r>
-      <w:r>
         <w:t>A utilização do PU tem a amplitude para alcançar um desenvolvimento de software com uma qualidade elevada,</w:t>
       </w:r>
       <w:r>
         <w:t xml:space="preserve"> </w:t>
       </w:r>
       <w:r>
-        <w:t xml:space="preserve">que atenda às necessidades dos usuários, por meio da abordagem iterativa e incremental. O modelo é organizado em fases e atividades onde os artefatos produzidos representam de maneira </w:t>
-      </w:r>
-      <w:r>
-        <w:t xml:space="preserve">clara, </w:t>
-      </w:r>
-      <w:r>
-        <w:t>simples e objetiva</w:t>
-      </w:r>
-      <w:r>
-        <w:t xml:space="preserve"> os requisitos do sistema. Os artefatos produzidos </w:t>
-      </w:r>
-      <w:r>
-        <w:t>serv</w:t>
-      </w:r>
-      <w:r>
-        <w:t>em</w:t>
-      </w:r>
-      <w:r>
-        <w:t xml:space="preserve"> </w:t>
-      </w:r>
-      <w:r>
-        <w:t xml:space="preserve">para </w:t>
-      </w:r>
-      <w:r>
-        <w:t>guia</w:t>
-      </w:r>
-      <w:r>
-        <w:t>r</w:t>
-      </w:r>
-      <w:r>
-        <w:t xml:space="preserve"> </w:t>
-      </w:r>
-      <w:r>
-        <w:t xml:space="preserve">o trabalho de implementação e testes realizado pela </w:t>
-      </w:r>
-      <w:r>
-        <w:t>equipe de desenvolvimento</w:t>
+        <w:t>que atenda às necessidades dos usuários, por meio da abordagem iterativa e incremental. O modelo é organizado em fases e atividades onde os artefatos produzidos representam de maneira clara, simples e objetiva os requisitos do sistema. Os artefatos produzidos servem para guiar o trabalho de implementação e testes realizado pela equipe de desenvolvimento</w:t>
       </w:r>
       <w:r>
         <w:t>. Além disso, devido a simplicidade de representação,</w:t>
@@ -7111,27 +7077,14 @@
         <w:lastRenderedPageBreak/>
         <w:t xml:space="preserve">Figura </w:t>
       </w:r>
-      <w:r>
-        <w:fldChar w:fldCharType="begin"/>
-      </w:r>
-      <w:r>
-        <w:instrText xml:space="preserve"> SEQ Figura \* ARABIC </w:instrText>
-      </w:r>
-      <w:r>
-        <w:fldChar w:fldCharType="separate"/>
-      </w:r>
-      <w:r>
-        <w:rPr>
-          <w:noProof/>
-        </w:rPr>
-        <w:t>1</w:t>
-      </w:r>
-      <w:r>
-        <w:rPr>
-          <w:noProof/>
-        </w:rPr>
-        <w:fldChar w:fldCharType="end"/>
-      </w:r>
+      <w:fldSimple w:instr=" SEQ Figura \* ARABIC ">
+        <w:r>
+          <w:rPr>
+            <w:noProof/>
+          </w:rPr>
+          <w:t>1</w:t>
+        </w:r>
+      </w:fldSimple>
       <w:r>
         <w:t xml:space="preserve">: </w:t>
       </w:r>
@@ -7500,27 +7453,14 @@
       <w:r>
         <w:t xml:space="preserve">Figura </w:t>
       </w:r>
-      <w:r>
-        <w:fldChar w:fldCharType="begin"/>
-      </w:r>
-      <w:r>
-        <w:instrText xml:space="preserve"> SEQ Figura \* ARABIC </w:instrText>
-      </w:r>
-      <w:r>
-        <w:fldChar w:fldCharType="separate"/>
-      </w:r>
-      <w:r>
-        <w:rPr>
-          <w:noProof/>
-        </w:rPr>
-        <w:t>2</w:t>
-      </w:r>
-      <w:r>
-        <w:rPr>
-          <w:noProof/>
-        </w:rPr>
-        <w:fldChar w:fldCharType="end"/>
-      </w:r>
+      <w:fldSimple w:instr=" SEQ Figura \* ARABIC ">
+        <w:r>
+          <w:rPr>
+            <w:noProof/>
+          </w:rPr>
+          <w:t>2</w:t>
+        </w:r>
+      </w:fldSimple>
       <w:r>
         <w:t xml:space="preserve">: processo de </w:t>
       </w:r>
@@ -7957,27 +7897,14 @@
       <w:r>
         <w:t xml:space="preserve">Figura </w:t>
       </w:r>
-      <w:r>
-        <w:fldChar w:fldCharType="begin"/>
-      </w:r>
-      <w:r>
-        <w:instrText xml:space="preserve"> SEQ Figura \* ARABIC </w:instrText>
-      </w:r>
-      <w:r>
-        <w:fldChar w:fldCharType="separate"/>
-      </w:r>
-      <w:r>
-        <w:rPr>
-          <w:noProof/>
-        </w:rPr>
-        <w:t>3</w:t>
-      </w:r>
-      <w:r>
-        <w:rPr>
-          <w:noProof/>
-        </w:rPr>
-        <w:fldChar w:fldCharType="end"/>
-      </w:r>
+      <w:fldSimple w:instr=" SEQ Figura \* ARABIC ">
+        <w:r>
+          <w:rPr>
+            <w:noProof/>
+          </w:rPr>
+          <w:t>3</w:t>
+        </w:r>
+      </w:fldSimple>
       <w:r>
         <w:t>:</w:t>
       </w:r>
@@ -8076,10 +8003,7 @@
         <w:t>uma visão simples de uma interação. Portanto, para entender o que está envolvido</w:t>
       </w:r>
       <w:r>
-        <w:t xml:space="preserve">, </w:t>
-      </w:r>
-      <w:r>
-        <w:t>é necessário fornecer mais detalhes</w:t>
+        <w:t>, é necessário fornecer mais detalhes</w:t>
       </w:r>
       <w:r>
         <w:t xml:space="preserve"> (</w:t>
@@ -8114,13 +8038,7 @@
       </w:r>
       <w:proofErr w:type="spellEnd"/>
       <w:r>
-        <w:t>, como ilustrado pela</w:t>
-      </w:r>
-      <w:r>
-        <w:t xml:space="preserve"> Tabela </w:t>
-      </w:r>
-      <w:r>
-        <w:t>1</w:t>
+        <w:t>, como ilustrado pela Tabela 1</w:t>
       </w:r>
       <w:r>
         <w:t>;</w:t>
@@ -8216,24 +8134,14 @@
       <w:r>
         <w:t xml:space="preserve">Tabela </w:t>
       </w:r>
-      <w:r>
-        <w:fldChar w:fldCharType="begin"/>
-      </w:r>
-      <w:r>
-        <w:instrText xml:space="preserve"> SEQ Tabela \* ARABIC </w:instrText>
-      </w:r>
-      <w:r>
-        <w:fldChar w:fldCharType="separate"/>
-      </w:r>
-      <w:r>
-        <w:rPr>
-          <w:noProof/>
-        </w:rPr>
-        <w:t>1</w:t>
-      </w:r>
-      <w:r>
-        <w:fldChar w:fldCharType="end"/>
-      </w:r>
+      <w:fldSimple w:instr=" SEQ Tabela \* ARABIC ">
+        <w:r>
+          <w:rPr>
+            <w:noProof/>
+          </w:rPr>
+          <w:t>1</w:t>
+        </w:r>
+      </w:fldSimple>
       <w:r>
         <w:t>: detalhamento de informações em casos de uso.</w:t>
       </w:r>
@@ -8673,7 +8581,13 @@
       </w:r>
       <w:proofErr w:type="spellEnd"/>
       <w:r>
-        <w:t xml:space="preserve"> (UP), com vistas à</w:t>
+        <w:t xml:space="preserve"> (P</w:t>
+      </w:r>
+      <w:r>
+        <w:t>U</w:t>
+      </w:r>
+      <w:r>
+        <w:t>), com vistas à</w:t>
       </w:r>
       <w:r>
         <w:t xml:space="preserve"> construção de uma</w:t>
@@ -9714,24 +9628,14 @@
       <w:r>
         <w:t xml:space="preserve">Tabela </w:t>
       </w:r>
-      <w:r>
-        <w:fldChar w:fldCharType="begin"/>
-      </w:r>
-      <w:r>
-        <w:instrText xml:space="preserve"> SEQ Tabela \* ARABIC </w:instrText>
-      </w:r>
-      <w:r>
-        <w:fldChar w:fldCharType="separate"/>
-      </w:r>
-      <w:r>
-        <w:rPr>
-          <w:noProof/>
-        </w:rPr>
-        <w:t>2</w:t>
-      </w:r>
-      <w:r>
-        <w:fldChar w:fldCharType="end"/>
-      </w:r>
+      <w:fldSimple w:instr=" SEQ Tabela \* ARABIC ">
+        <w:r>
+          <w:rPr>
+            <w:noProof/>
+          </w:rPr>
+          <w:t>2</w:t>
+        </w:r>
+      </w:fldSimple>
       <w:r>
         <w:t>: artefatos produzidos e refinados em cada fase do PU.</w:t>
       </w:r>
@@ -11007,27 +10911,6 @@
         </w:numPr>
       </w:pPr>
       <w:r>
-        <w:t>Concepção de um</w:t>
-      </w:r>
-      <w:r>
-        <w:t xml:space="preserve"> canal oficial</w:t>
-      </w:r>
-      <w:r>
-        <w:t>,</w:t>
-      </w:r>
-      <w:r>
-        <w:t xml:space="preserve"> centralizado e confiável para divulgação de vagas de estágios, facilitando o acesso a informações confiáveis e organizadas.</w:t>
-      </w:r>
-    </w:p>
-    <w:p>
-      <w:pPr>
-        <w:pStyle w:val="PargrafodaLista"/>
-        <w:numPr>
-          <w:ilvl w:val="0"/>
-          <w:numId w:val="9"/>
-        </w:numPr>
-      </w:pPr>
-      <w:r>
         <w:t>Definição de uma metodologia que integra as práticas de DT dentro do framework PU.</w:t>
       </w:r>
     </w:p>
@@ -11310,27 +11193,14 @@
       <w:r>
         <w:t xml:space="preserve">Tabela </w:t>
       </w:r>
-      <w:r>
-        <w:fldChar w:fldCharType="begin"/>
-      </w:r>
-      <w:r>
-        <w:instrText xml:space="preserve"> SEQ Tabela \* ARABIC </w:instrText>
-      </w:r>
-      <w:r>
-        <w:fldChar w:fldCharType="separate"/>
-      </w:r>
-      <w:r>
-        <w:rPr>
-          <w:noProof/>
-        </w:rPr>
-        <w:t>3</w:t>
-      </w:r>
-      <w:r>
-        <w:rPr>
-          <w:noProof/>
-        </w:rPr>
-        <w:fldChar w:fldCharType="end"/>
-      </w:r>
+      <w:fldSimple w:instr=" SEQ Tabela \* ARABIC ">
+        <w:r>
+          <w:rPr>
+            <w:noProof/>
+          </w:rPr>
+          <w:t>3</w:t>
+        </w:r>
+      </w:fldSimple>
       <w:r>
         <w:t>: cronograma</w:t>
       </w:r>
@@ -11466,7 +11336,13 @@
               <w:rPr>
                 <w:sz w:val="20"/>
               </w:rPr>
-              <w:t>FEV.</w:t>
+              <w:t>JUN</w:t>
+            </w:r>
+            <w:r>
+              <w:rPr>
+                <w:sz w:val="20"/>
+              </w:rPr>
+              <w:t>.</w:t>
             </w:r>
           </w:p>
         </w:tc>
@@ -12160,7 +12036,7 @@
         <w:tc>
           <w:tcPr>
             <w:tcW w:w="838" w:type="dxa"/>
-            <w:shd w:val="clear" w:color="auto" w:fill="BFBFBF" w:themeFill="background1" w:themeFillShade="BF"/>
+            <w:shd w:val="clear" w:color="auto" w:fill="FFFFFF" w:themeFill="background1"/>
           </w:tcPr>
           <w:p>
             <w:pPr>
@@ -12336,7 +12212,7 @@
         <w:tc>
           <w:tcPr>
             <w:tcW w:w="838" w:type="dxa"/>
-            <w:shd w:val="clear" w:color="auto" w:fill="BFBFBF" w:themeFill="background1" w:themeFillShade="BF"/>
+            <w:shd w:val="clear" w:color="auto" w:fill="FFFFFF" w:themeFill="background1"/>
           </w:tcPr>
           <w:p>
             <w:pPr>
@@ -12511,7 +12387,7 @@
         <w:tc>
           <w:tcPr>
             <w:tcW w:w="838" w:type="dxa"/>
-            <w:shd w:val="clear" w:color="auto" w:fill="BFBFBF" w:themeFill="background1" w:themeFillShade="BF"/>
+            <w:shd w:val="clear" w:color="auto" w:fill="FFFFFF" w:themeFill="background1"/>
           </w:tcPr>
           <w:p>
             <w:pPr>
@@ -12604,6 +12480,56 @@
         </w:trPr>
         <w:tc>
           <w:tcPr>
+            <w:tcW w:w="10291" w:type="dxa"/>
+            <w:gridSpan w:val="11"/>
+            <w:tcBorders>
+              <w:left w:val="nil"/>
+              <w:right w:val="single" w:sz="4" w:space="0" w:color="auto"/>
+            </w:tcBorders>
+          </w:tcPr>
+          <w:p>
+            <w:pPr>
+              <w:jc w:val="center"/>
+              <w:rPr>
+                <w:rFonts w:ascii="Times New Roman"/>
+                <w:sz w:val="20"/>
+                <w:lang w:val="pt-BR"/>
+              </w:rPr>
+            </w:pPr>
+            <w:r>
+              <w:rPr>
+                <w:rFonts w:ascii="Times New Roman"/>
+                <w:sz w:val="20"/>
+                <w:lang w:val="pt-BR"/>
+              </w:rPr>
+              <w:t>Execu</w:t>
+            </w:r>
+            <w:r>
+              <w:rPr>
+                <w:rFonts w:ascii="Times New Roman"/>
+                <w:sz w:val="20"/>
+                <w:lang w:val="pt-BR"/>
+              </w:rPr>
+              <w:t>çã</w:t>
+            </w:r>
+            <w:r>
+              <w:rPr>
+                <w:rFonts w:ascii="Times New Roman"/>
+                <w:sz w:val="20"/>
+                <w:lang w:val="pt-BR"/>
+              </w:rPr>
+              <w:t>o do projeto</w:t>
+            </w:r>
+          </w:p>
+        </w:tc>
+      </w:tr>
+      <w:tr>
+        <w:trPr>
+          <w:trHeight w:val="465"/>
+          <w:jc w:val="center"/>
+        </w:trPr>
+        <w:tc>
+          <w:tcPr>
             <w:tcW w:w="2818" w:type="dxa"/>
             <w:tcBorders>
               <w:left w:val="nil"/>
@@ -12622,51 +12548,7 @@
                 <w:sz w:val="20"/>
                 <w:lang w:val="pt-BR"/>
               </w:rPr>
-              <w:t>Entrega</w:t>
-            </w:r>
-            <w:r>
-              <w:rPr>
-                <w:spacing w:val="-3"/>
-                <w:sz w:val="20"/>
-                <w:lang w:val="pt-BR"/>
-              </w:rPr>
-              <w:t xml:space="preserve"> </w:t>
-            </w:r>
-            <w:r>
-              <w:rPr>
-                <w:sz w:val="20"/>
-                <w:lang w:val="pt-BR"/>
-              </w:rPr>
-              <w:t>do</w:t>
-            </w:r>
-            <w:r>
-              <w:rPr>
-                <w:spacing w:val="-2"/>
-                <w:sz w:val="20"/>
-                <w:lang w:val="pt-BR"/>
-              </w:rPr>
-              <w:t xml:space="preserve"> </w:t>
-            </w:r>
-            <w:r>
-              <w:rPr>
-                <w:sz w:val="20"/>
-                <w:lang w:val="pt-BR"/>
-              </w:rPr>
-              <w:t>pré</w:t>
-            </w:r>
-            <w:r>
-              <w:rPr>
-                <w:sz w:val="20"/>
-                <w:lang w:val="pt-BR"/>
-              </w:rPr>
-              <w:t>-</w:t>
-            </w:r>
-            <w:r>
-              <w:rPr>
-                <w:sz w:val="20"/>
-                <w:lang w:val="pt-BR"/>
-              </w:rPr>
-              <w:t>projeto</w:t>
+              <w:t>Levantamento dos requisitos</w:t>
             </w:r>
           </w:p>
         </w:tc>
@@ -12841,22 +12723,7 @@
                 <w:sz w:val="20"/>
                 <w:lang w:val="pt-BR"/>
               </w:rPr>
-              <w:t>Execução e escrita do</w:t>
-            </w:r>
-            <w:r>
-              <w:rPr>
-                <w:spacing w:val="-1"/>
-                <w:sz w:val="20"/>
-                <w:lang w:val="pt-BR"/>
-              </w:rPr>
-              <w:t xml:space="preserve"> </w:t>
-            </w:r>
-            <w:r>
-              <w:rPr>
-                <w:sz w:val="20"/>
-                <w:lang w:val="pt-BR"/>
-              </w:rPr>
-              <w:t>Projeto</w:t>
+              <w:t>Definição das métricas</w:t>
             </w:r>
           </w:p>
         </w:tc>
@@ -13045,7 +12912,7 @@
                 <w:sz w:val="20"/>
                 <w:lang w:val="pt-BR"/>
               </w:rPr>
-              <w:t>Apresentação e defesa</w:t>
+              <w:t>Diagrama de casos</w:t>
             </w:r>
           </w:p>
         </w:tc>
@@ -13219,7 +13086,944 @@
                 <w:sz w:val="20"/>
                 <w:lang w:val="pt-BR"/>
               </w:rPr>
-              <w:t>Correções finais do texto</w:t>
+              <w:t>C</w:t>
+            </w:r>
+            <w:r>
+              <w:rPr>
+                <w:sz w:val="20"/>
+                <w:lang w:val="pt-BR"/>
+              </w:rPr>
+              <w:t xml:space="preserve">asos de usos </w:t>
+            </w:r>
+            <w:r>
+              <w:rPr>
+                <w:sz w:val="20"/>
+                <w:lang w:val="pt-BR"/>
+              </w:rPr>
+              <w:t>text</w:t>
+            </w:r>
+            <w:r>
+              <w:rPr>
+                <w:sz w:val="20"/>
+                <w:lang w:val="pt-BR"/>
+              </w:rPr>
+              <w:t>uais</w:t>
+            </w:r>
+          </w:p>
+        </w:tc>
+        <w:tc>
+          <w:tcPr>
+            <w:tcW w:w="689" w:type="dxa"/>
+          </w:tcPr>
+          <w:p>
+            <w:pPr>
+              <w:jc w:val="center"/>
+              <w:rPr>
+                <w:rFonts w:ascii="Times New Roman"/>
+                <w:sz w:val="20"/>
+              </w:rPr>
+            </w:pPr>
+          </w:p>
+        </w:tc>
+        <w:tc>
+          <w:tcPr>
+            <w:tcW w:w="850" w:type="dxa"/>
+          </w:tcPr>
+          <w:p>
+            <w:pPr>
+              <w:jc w:val="center"/>
+              <w:rPr>
+                <w:rFonts w:ascii="Times New Roman"/>
+                <w:sz w:val="20"/>
+              </w:rPr>
+            </w:pPr>
+          </w:p>
+        </w:tc>
+        <w:tc>
+          <w:tcPr>
+            <w:tcW w:w="694" w:type="dxa"/>
+          </w:tcPr>
+          <w:p>
+            <w:pPr>
+              <w:jc w:val="center"/>
+              <w:rPr>
+                <w:rFonts w:ascii="Times New Roman"/>
+                <w:sz w:val="20"/>
+              </w:rPr>
+            </w:pPr>
+          </w:p>
+        </w:tc>
+        <w:tc>
+          <w:tcPr>
+            <w:tcW w:w="838" w:type="dxa"/>
+          </w:tcPr>
+          <w:p>
+            <w:pPr>
+              <w:jc w:val="center"/>
+              <w:rPr>
+                <w:rFonts w:ascii="Times New Roman"/>
+                <w:sz w:val="20"/>
+              </w:rPr>
+            </w:pPr>
+          </w:p>
+        </w:tc>
+        <w:tc>
+          <w:tcPr>
+            <w:tcW w:w="838" w:type="dxa"/>
+          </w:tcPr>
+          <w:p>
+            <w:pPr>
+              <w:jc w:val="center"/>
+              <w:rPr>
+                <w:rFonts w:ascii="Times New Roman"/>
+                <w:sz w:val="20"/>
+              </w:rPr>
+            </w:pPr>
+          </w:p>
+        </w:tc>
+        <w:tc>
+          <w:tcPr>
+            <w:tcW w:w="695" w:type="dxa"/>
+          </w:tcPr>
+          <w:p>
+            <w:pPr>
+              <w:jc w:val="center"/>
+              <w:rPr>
+                <w:rFonts w:ascii="Times New Roman"/>
+                <w:sz w:val="20"/>
+              </w:rPr>
+            </w:pPr>
+          </w:p>
+        </w:tc>
+        <w:tc>
+          <w:tcPr>
+            <w:tcW w:w="702" w:type="dxa"/>
+          </w:tcPr>
+          <w:p>
+            <w:pPr>
+              <w:jc w:val="center"/>
+              <w:rPr>
+                <w:rFonts w:ascii="Times New Roman"/>
+                <w:sz w:val="20"/>
+              </w:rPr>
+            </w:pPr>
+          </w:p>
+        </w:tc>
+        <w:tc>
+          <w:tcPr>
+            <w:tcW w:w="781" w:type="dxa"/>
+          </w:tcPr>
+          <w:p>
+            <w:pPr>
+              <w:jc w:val="center"/>
+              <w:rPr>
+                <w:rFonts w:ascii="Times New Roman"/>
+                <w:sz w:val="20"/>
+              </w:rPr>
+            </w:pPr>
+          </w:p>
+        </w:tc>
+        <w:tc>
+          <w:tcPr>
+            <w:tcW w:w="661" w:type="dxa"/>
+          </w:tcPr>
+          <w:p>
+            <w:pPr>
+              <w:jc w:val="center"/>
+              <w:rPr>
+                <w:rFonts w:ascii="Times New Roman"/>
+                <w:sz w:val="20"/>
+              </w:rPr>
+            </w:pPr>
+          </w:p>
+        </w:tc>
+        <w:tc>
+          <w:tcPr>
+            <w:tcW w:w="725" w:type="dxa"/>
+            <w:tcBorders>
+              <w:right w:val="single" w:sz="4" w:space="0" w:color="auto"/>
+            </w:tcBorders>
+            <w:shd w:val="clear" w:color="auto" w:fill="BEBEBE"/>
+          </w:tcPr>
+          <w:p>
+            <w:pPr>
+              <w:jc w:val="center"/>
+              <w:rPr>
+                <w:rFonts w:ascii="Times New Roman"/>
+                <w:sz w:val="20"/>
+              </w:rPr>
+            </w:pPr>
+          </w:p>
+        </w:tc>
+      </w:tr>
+      <w:tr>
+        <w:trPr>
+          <w:trHeight w:val="465"/>
+          <w:jc w:val="center"/>
+        </w:trPr>
+        <w:tc>
+          <w:tcPr>
+            <w:tcW w:w="2818" w:type="dxa"/>
+            <w:tcBorders>
+              <w:left w:val="nil"/>
+            </w:tcBorders>
+          </w:tcPr>
+          <w:p>
+            <w:pPr>
+              <w:jc w:val="center"/>
+              <w:rPr>
+                <w:sz w:val="20"/>
+              </w:rPr>
+            </w:pPr>
+            <w:proofErr w:type="spellStart"/>
+            <w:r>
+              <w:rPr>
+                <w:sz w:val="20"/>
+              </w:rPr>
+              <w:t>Protótipo</w:t>
+            </w:r>
+            <w:proofErr w:type="spellEnd"/>
+            <w:r>
+              <w:rPr>
+                <w:sz w:val="20"/>
+              </w:rPr>
+              <w:t xml:space="preserve"> das </w:t>
+            </w:r>
+            <w:proofErr w:type="spellStart"/>
+            <w:r>
+              <w:rPr>
+                <w:sz w:val="20"/>
+              </w:rPr>
+              <w:t>telas</w:t>
+            </w:r>
+            <w:proofErr w:type="spellEnd"/>
+            <w:r>
+              <w:rPr>
+                <w:sz w:val="20"/>
+              </w:rPr>
+              <w:t xml:space="preserve"> (Design)</w:t>
+            </w:r>
+          </w:p>
+        </w:tc>
+        <w:tc>
+          <w:tcPr>
+            <w:tcW w:w="689" w:type="dxa"/>
+          </w:tcPr>
+          <w:p>
+            <w:pPr>
+              <w:jc w:val="center"/>
+              <w:rPr>
+                <w:rFonts w:ascii="Times New Roman"/>
+                <w:sz w:val="20"/>
+              </w:rPr>
+            </w:pPr>
+          </w:p>
+        </w:tc>
+        <w:tc>
+          <w:tcPr>
+            <w:tcW w:w="850" w:type="dxa"/>
+          </w:tcPr>
+          <w:p>
+            <w:pPr>
+              <w:jc w:val="center"/>
+              <w:rPr>
+                <w:rFonts w:ascii="Times New Roman"/>
+                <w:sz w:val="20"/>
+              </w:rPr>
+            </w:pPr>
+          </w:p>
+        </w:tc>
+        <w:tc>
+          <w:tcPr>
+            <w:tcW w:w="694" w:type="dxa"/>
+          </w:tcPr>
+          <w:p>
+            <w:pPr>
+              <w:jc w:val="center"/>
+              <w:rPr>
+                <w:rFonts w:ascii="Times New Roman"/>
+                <w:sz w:val="20"/>
+              </w:rPr>
+            </w:pPr>
+          </w:p>
+        </w:tc>
+        <w:tc>
+          <w:tcPr>
+            <w:tcW w:w="838" w:type="dxa"/>
+          </w:tcPr>
+          <w:p>
+            <w:pPr>
+              <w:jc w:val="center"/>
+              <w:rPr>
+                <w:rFonts w:ascii="Times New Roman"/>
+                <w:sz w:val="20"/>
+              </w:rPr>
+            </w:pPr>
+          </w:p>
+        </w:tc>
+        <w:tc>
+          <w:tcPr>
+            <w:tcW w:w="838" w:type="dxa"/>
+          </w:tcPr>
+          <w:p>
+            <w:pPr>
+              <w:jc w:val="center"/>
+              <w:rPr>
+                <w:rFonts w:ascii="Times New Roman"/>
+                <w:sz w:val="20"/>
+              </w:rPr>
+            </w:pPr>
+          </w:p>
+        </w:tc>
+        <w:tc>
+          <w:tcPr>
+            <w:tcW w:w="695" w:type="dxa"/>
+          </w:tcPr>
+          <w:p>
+            <w:pPr>
+              <w:jc w:val="center"/>
+              <w:rPr>
+                <w:rFonts w:ascii="Times New Roman"/>
+                <w:sz w:val="20"/>
+              </w:rPr>
+            </w:pPr>
+          </w:p>
+        </w:tc>
+        <w:tc>
+          <w:tcPr>
+            <w:tcW w:w="702" w:type="dxa"/>
+          </w:tcPr>
+          <w:p>
+            <w:pPr>
+              <w:jc w:val="center"/>
+              <w:rPr>
+                <w:rFonts w:ascii="Times New Roman"/>
+                <w:sz w:val="20"/>
+              </w:rPr>
+            </w:pPr>
+          </w:p>
+        </w:tc>
+        <w:tc>
+          <w:tcPr>
+            <w:tcW w:w="781" w:type="dxa"/>
+          </w:tcPr>
+          <w:p>
+            <w:pPr>
+              <w:jc w:val="center"/>
+              <w:rPr>
+                <w:rFonts w:ascii="Times New Roman"/>
+                <w:sz w:val="20"/>
+              </w:rPr>
+            </w:pPr>
+          </w:p>
+        </w:tc>
+        <w:tc>
+          <w:tcPr>
+            <w:tcW w:w="661" w:type="dxa"/>
+          </w:tcPr>
+          <w:p>
+            <w:pPr>
+              <w:jc w:val="center"/>
+              <w:rPr>
+                <w:rFonts w:ascii="Times New Roman"/>
+                <w:sz w:val="20"/>
+              </w:rPr>
+            </w:pPr>
+          </w:p>
+        </w:tc>
+        <w:tc>
+          <w:tcPr>
+            <w:tcW w:w="725" w:type="dxa"/>
+            <w:tcBorders>
+              <w:right w:val="single" w:sz="4" w:space="0" w:color="auto"/>
+            </w:tcBorders>
+            <w:shd w:val="clear" w:color="auto" w:fill="BEBEBE"/>
+          </w:tcPr>
+          <w:p>
+            <w:pPr>
+              <w:jc w:val="center"/>
+              <w:rPr>
+                <w:rFonts w:ascii="Times New Roman"/>
+                <w:sz w:val="20"/>
+              </w:rPr>
+            </w:pPr>
+          </w:p>
+        </w:tc>
+      </w:tr>
+      <w:tr>
+        <w:trPr>
+          <w:trHeight w:val="465"/>
+          <w:jc w:val="center"/>
+        </w:trPr>
+        <w:tc>
+          <w:tcPr>
+            <w:tcW w:w="2818" w:type="dxa"/>
+            <w:tcBorders>
+              <w:left w:val="nil"/>
+            </w:tcBorders>
+          </w:tcPr>
+          <w:p>
+            <w:pPr>
+              <w:jc w:val="center"/>
+              <w:rPr>
+                <w:sz w:val="20"/>
+              </w:rPr>
+            </w:pPr>
+            <w:proofErr w:type="spellStart"/>
+            <w:r>
+              <w:rPr>
+                <w:sz w:val="20"/>
+              </w:rPr>
+              <w:t>Implementação</w:t>
+            </w:r>
+            <w:proofErr w:type="spellEnd"/>
+          </w:p>
+        </w:tc>
+        <w:tc>
+          <w:tcPr>
+            <w:tcW w:w="689" w:type="dxa"/>
+          </w:tcPr>
+          <w:p>
+            <w:pPr>
+              <w:jc w:val="center"/>
+              <w:rPr>
+                <w:rFonts w:ascii="Times New Roman"/>
+                <w:sz w:val="20"/>
+              </w:rPr>
+            </w:pPr>
+          </w:p>
+        </w:tc>
+        <w:tc>
+          <w:tcPr>
+            <w:tcW w:w="850" w:type="dxa"/>
+          </w:tcPr>
+          <w:p>
+            <w:pPr>
+              <w:jc w:val="center"/>
+              <w:rPr>
+                <w:rFonts w:ascii="Times New Roman"/>
+                <w:sz w:val="20"/>
+              </w:rPr>
+            </w:pPr>
+          </w:p>
+        </w:tc>
+        <w:tc>
+          <w:tcPr>
+            <w:tcW w:w="694" w:type="dxa"/>
+          </w:tcPr>
+          <w:p>
+            <w:pPr>
+              <w:jc w:val="center"/>
+              <w:rPr>
+                <w:rFonts w:ascii="Times New Roman"/>
+                <w:sz w:val="20"/>
+              </w:rPr>
+            </w:pPr>
+          </w:p>
+        </w:tc>
+        <w:tc>
+          <w:tcPr>
+            <w:tcW w:w="838" w:type="dxa"/>
+          </w:tcPr>
+          <w:p>
+            <w:pPr>
+              <w:jc w:val="center"/>
+              <w:rPr>
+                <w:rFonts w:ascii="Times New Roman"/>
+                <w:sz w:val="20"/>
+              </w:rPr>
+            </w:pPr>
+          </w:p>
+        </w:tc>
+        <w:tc>
+          <w:tcPr>
+            <w:tcW w:w="838" w:type="dxa"/>
+          </w:tcPr>
+          <w:p>
+            <w:pPr>
+              <w:jc w:val="center"/>
+              <w:rPr>
+                <w:rFonts w:ascii="Times New Roman"/>
+                <w:sz w:val="20"/>
+              </w:rPr>
+            </w:pPr>
+          </w:p>
+        </w:tc>
+        <w:tc>
+          <w:tcPr>
+            <w:tcW w:w="695" w:type="dxa"/>
+          </w:tcPr>
+          <w:p>
+            <w:pPr>
+              <w:jc w:val="center"/>
+              <w:rPr>
+                <w:rFonts w:ascii="Times New Roman"/>
+                <w:sz w:val="20"/>
+              </w:rPr>
+            </w:pPr>
+          </w:p>
+        </w:tc>
+        <w:tc>
+          <w:tcPr>
+            <w:tcW w:w="702" w:type="dxa"/>
+          </w:tcPr>
+          <w:p>
+            <w:pPr>
+              <w:jc w:val="center"/>
+              <w:rPr>
+                <w:rFonts w:ascii="Times New Roman"/>
+                <w:sz w:val="20"/>
+              </w:rPr>
+            </w:pPr>
+          </w:p>
+        </w:tc>
+        <w:tc>
+          <w:tcPr>
+            <w:tcW w:w="781" w:type="dxa"/>
+          </w:tcPr>
+          <w:p>
+            <w:pPr>
+              <w:jc w:val="center"/>
+              <w:rPr>
+                <w:rFonts w:ascii="Times New Roman"/>
+                <w:sz w:val="20"/>
+              </w:rPr>
+            </w:pPr>
+          </w:p>
+        </w:tc>
+        <w:tc>
+          <w:tcPr>
+            <w:tcW w:w="661" w:type="dxa"/>
+          </w:tcPr>
+          <w:p>
+            <w:pPr>
+              <w:jc w:val="center"/>
+              <w:rPr>
+                <w:rFonts w:ascii="Times New Roman"/>
+                <w:sz w:val="20"/>
+              </w:rPr>
+            </w:pPr>
+          </w:p>
+        </w:tc>
+        <w:tc>
+          <w:tcPr>
+            <w:tcW w:w="725" w:type="dxa"/>
+            <w:tcBorders>
+              <w:right w:val="single" w:sz="4" w:space="0" w:color="auto"/>
+            </w:tcBorders>
+            <w:shd w:val="clear" w:color="auto" w:fill="BEBEBE"/>
+          </w:tcPr>
+          <w:p>
+            <w:pPr>
+              <w:jc w:val="center"/>
+              <w:rPr>
+                <w:rFonts w:ascii="Times New Roman"/>
+                <w:sz w:val="20"/>
+              </w:rPr>
+            </w:pPr>
+          </w:p>
+        </w:tc>
+      </w:tr>
+      <w:tr>
+        <w:trPr>
+          <w:trHeight w:val="465"/>
+          <w:jc w:val="center"/>
+        </w:trPr>
+        <w:tc>
+          <w:tcPr>
+            <w:tcW w:w="2818" w:type="dxa"/>
+            <w:tcBorders>
+              <w:left w:val="nil"/>
+            </w:tcBorders>
+          </w:tcPr>
+          <w:p>
+            <w:pPr>
+              <w:jc w:val="center"/>
+              <w:rPr>
+                <w:sz w:val="20"/>
+              </w:rPr>
+            </w:pPr>
+            <w:proofErr w:type="spellStart"/>
+            <w:r>
+              <w:rPr>
+                <w:sz w:val="20"/>
+              </w:rPr>
+              <w:t>Disponibilização</w:t>
+            </w:r>
+            <w:proofErr w:type="spellEnd"/>
+            <w:r>
+              <w:rPr>
+                <w:sz w:val="20"/>
+              </w:rPr>
+              <w:t xml:space="preserve"> do </w:t>
+            </w:r>
+            <w:proofErr w:type="spellStart"/>
+            <w:r>
+              <w:rPr>
+                <w:sz w:val="20"/>
+              </w:rPr>
+              <w:t>protótipo</w:t>
+            </w:r>
+            <w:proofErr w:type="spellEnd"/>
+          </w:p>
+        </w:tc>
+        <w:tc>
+          <w:tcPr>
+            <w:tcW w:w="689" w:type="dxa"/>
+          </w:tcPr>
+          <w:p>
+            <w:pPr>
+              <w:jc w:val="center"/>
+              <w:rPr>
+                <w:rFonts w:ascii="Times New Roman"/>
+                <w:sz w:val="20"/>
+              </w:rPr>
+            </w:pPr>
+          </w:p>
+        </w:tc>
+        <w:tc>
+          <w:tcPr>
+            <w:tcW w:w="850" w:type="dxa"/>
+          </w:tcPr>
+          <w:p>
+            <w:pPr>
+              <w:jc w:val="center"/>
+              <w:rPr>
+                <w:rFonts w:ascii="Times New Roman"/>
+                <w:sz w:val="20"/>
+              </w:rPr>
+            </w:pPr>
+          </w:p>
+        </w:tc>
+        <w:tc>
+          <w:tcPr>
+            <w:tcW w:w="694" w:type="dxa"/>
+          </w:tcPr>
+          <w:p>
+            <w:pPr>
+              <w:jc w:val="center"/>
+              <w:rPr>
+                <w:rFonts w:ascii="Times New Roman"/>
+                <w:sz w:val="20"/>
+              </w:rPr>
+            </w:pPr>
+          </w:p>
+        </w:tc>
+        <w:tc>
+          <w:tcPr>
+            <w:tcW w:w="838" w:type="dxa"/>
+          </w:tcPr>
+          <w:p>
+            <w:pPr>
+              <w:jc w:val="center"/>
+              <w:rPr>
+                <w:rFonts w:ascii="Times New Roman"/>
+                <w:sz w:val="20"/>
+              </w:rPr>
+            </w:pPr>
+          </w:p>
+        </w:tc>
+        <w:tc>
+          <w:tcPr>
+            <w:tcW w:w="838" w:type="dxa"/>
+          </w:tcPr>
+          <w:p>
+            <w:pPr>
+              <w:jc w:val="center"/>
+              <w:rPr>
+                <w:rFonts w:ascii="Times New Roman"/>
+                <w:sz w:val="20"/>
+              </w:rPr>
+            </w:pPr>
+          </w:p>
+        </w:tc>
+        <w:tc>
+          <w:tcPr>
+            <w:tcW w:w="695" w:type="dxa"/>
+          </w:tcPr>
+          <w:p>
+            <w:pPr>
+              <w:jc w:val="center"/>
+              <w:rPr>
+                <w:rFonts w:ascii="Times New Roman"/>
+                <w:sz w:val="20"/>
+              </w:rPr>
+            </w:pPr>
+          </w:p>
+        </w:tc>
+        <w:tc>
+          <w:tcPr>
+            <w:tcW w:w="702" w:type="dxa"/>
+          </w:tcPr>
+          <w:p>
+            <w:pPr>
+              <w:jc w:val="center"/>
+              <w:rPr>
+                <w:rFonts w:ascii="Times New Roman"/>
+                <w:sz w:val="20"/>
+              </w:rPr>
+            </w:pPr>
+          </w:p>
+        </w:tc>
+        <w:tc>
+          <w:tcPr>
+            <w:tcW w:w="781" w:type="dxa"/>
+          </w:tcPr>
+          <w:p>
+            <w:pPr>
+              <w:jc w:val="center"/>
+              <w:rPr>
+                <w:rFonts w:ascii="Times New Roman"/>
+                <w:sz w:val="20"/>
+              </w:rPr>
+            </w:pPr>
+          </w:p>
+        </w:tc>
+        <w:tc>
+          <w:tcPr>
+            <w:tcW w:w="661" w:type="dxa"/>
+          </w:tcPr>
+          <w:p>
+            <w:pPr>
+              <w:jc w:val="center"/>
+              <w:rPr>
+                <w:rFonts w:ascii="Times New Roman"/>
+                <w:sz w:val="20"/>
+              </w:rPr>
+            </w:pPr>
+          </w:p>
+        </w:tc>
+        <w:tc>
+          <w:tcPr>
+            <w:tcW w:w="725" w:type="dxa"/>
+            <w:tcBorders>
+              <w:right w:val="single" w:sz="4" w:space="0" w:color="auto"/>
+            </w:tcBorders>
+            <w:shd w:val="clear" w:color="auto" w:fill="BEBEBE"/>
+          </w:tcPr>
+          <w:p>
+            <w:pPr>
+              <w:jc w:val="center"/>
+              <w:rPr>
+                <w:rFonts w:ascii="Times New Roman"/>
+                <w:sz w:val="20"/>
+              </w:rPr>
+            </w:pPr>
+          </w:p>
+        </w:tc>
+      </w:tr>
+      <w:tr>
+        <w:trPr>
+          <w:trHeight w:val="465"/>
+          <w:jc w:val="center"/>
+        </w:trPr>
+        <w:tc>
+          <w:tcPr>
+            <w:tcW w:w="2818" w:type="dxa"/>
+            <w:tcBorders>
+              <w:left w:val="nil"/>
+            </w:tcBorders>
+          </w:tcPr>
+          <w:p>
+            <w:pPr>
+              <w:jc w:val="center"/>
+              <w:rPr>
+                <w:sz w:val="20"/>
+              </w:rPr>
+            </w:pPr>
+            <w:r>
+              <w:rPr>
+                <w:sz w:val="20"/>
+              </w:rPr>
+              <w:t xml:space="preserve">Analise dos </w:t>
+            </w:r>
+            <w:proofErr w:type="spellStart"/>
+            <w:r>
+              <w:rPr>
+                <w:sz w:val="20"/>
+              </w:rPr>
+              <w:t>resultados</w:t>
+            </w:r>
+            <w:proofErr w:type="spellEnd"/>
+          </w:p>
+        </w:tc>
+        <w:tc>
+          <w:tcPr>
+            <w:tcW w:w="689" w:type="dxa"/>
+          </w:tcPr>
+          <w:p>
+            <w:pPr>
+              <w:jc w:val="center"/>
+              <w:rPr>
+                <w:rFonts w:ascii="Times New Roman"/>
+                <w:sz w:val="20"/>
+              </w:rPr>
+            </w:pPr>
+          </w:p>
+        </w:tc>
+        <w:tc>
+          <w:tcPr>
+            <w:tcW w:w="850" w:type="dxa"/>
+          </w:tcPr>
+          <w:p>
+            <w:pPr>
+              <w:jc w:val="center"/>
+              <w:rPr>
+                <w:rFonts w:ascii="Times New Roman"/>
+                <w:sz w:val="20"/>
+              </w:rPr>
+            </w:pPr>
+          </w:p>
+        </w:tc>
+        <w:tc>
+          <w:tcPr>
+            <w:tcW w:w="694" w:type="dxa"/>
+          </w:tcPr>
+          <w:p>
+            <w:pPr>
+              <w:jc w:val="center"/>
+              <w:rPr>
+                <w:rFonts w:ascii="Times New Roman"/>
+                <w:sz w:val="20"/>
+              </w:rPr>
+            </w:pPr>
+          </w:p>
+        </w:tc>
+        <w:tc>
+          <w:tcPr>
+            <w:tcW w:w="838" w:type="dxa"/>
+          </w:tcPr>
+          <w:p>
+            <w:pPr>
+              <w:jc w:val="center"/>
+              <w:rPr>
+                <w:rFonts w:ascii="Times New Roman"/>
+                <w:sz w:val="20"/>
+              </w:rPr>
+            </w:pPr>
+          </w:p>
+        </w:tc>
+        <w:tc>
+          <w:tcPr>
+            <w:tcW w:w="838" w:type="dxa"/>
+          </w:tcPr>
+          <w:p>
+            <w:pPr>
+              <w:jc w:val="center"/>
+              <w:rPr>
+                <w:rFonts w:ascii="Times New Roman"/>
+                <w:sz w:val="20"/>
+              </w:rPr>
+            </w:pPr>
+          </w:p>
+        </w:tc>
+        <w:tc>
+          <w:tcPr>
+            <w:tcW w:w="695" w:type="dxa"/>
+          </w:tcPr>
+          <w:p>
+            <w:pPr>
+              <w:jc w:val="center"/>
+              <w:rPr>
+                <w:rFonts w:ascii="Times New Roman"/>
+                <w:sz w:val="20"/>
+              </w:rPr>
+            </w:pPr>
+          </w:p>
+        </w:tc>
+        <w:tc>
+          <w:tcPr>
+            <w:tcW w:w="702" w:type="dxa"/>
+          </w:tcPr>
+          <w:p>
+            <w:pPr>
+              <w:jc w:val="center"/>
+              <w:rPr>
+                <w:rFonts w:ascii="Times New Roman"/>
+                <w:sz w:val="20"/>
+              </w:rPr>
+            </w:pPr>
+          </w:p>
+        </w:tc>
+        <w:tc>
+          <w:tcPr>
+            <w:tcW w:w="781" w:type="dxa"/>
+          </w:tcPr>
+          <w:p>
+            <w:pPr>
+              <w:jc w:val="center"/>
+              <w:rPr>
+                <w:rFonts w:ascii="Times New Roman"/>
+                <w:sz w:val="20"/>
+              </w:rPr>
+            </w:pPr>
+          </w:p>
+        </w:tc>
+        <w:tc>
+          <w:tcPr>
+            <w:tcW w:w="661" w:type="dxa"/>
+          </w:tcPr>
+          <w:p>
+            <w:pPr>
+              <w:jc w:val="center"/>
+              <w:rPr>
+                <w:rFonts w:ascii="Times New Roman"/>
+                <w:sz w:val="20"/>
+              </w:rPr>
+            </w:pPr>
+          </w:p>
+        </w:tc>
+        <w:tc>
+          <w:tcPr>
+            <w:tcW w:w="725" w:type="dxa"/>
+            <w:tcBorders>
+              <w:right w:val="single" w:sz="4" w:space="0" w:color="auto"/>
+            </w:tcBorders>
+            <w:shd w:val="clear" w:color="auto" w:fill="BEBEBE"/>
+          </w:tcPr>
+          <w:p>
+            <w:pPr>
+              <w:jc w:val="center"/>
+              <w:rPr>
+                <w:rFonts w:ascii="Times New Roman"/>
+                <w:sz w:val="20"/>
+              </w:rPr>
+            </w:pPr>
+          </w:p>
+        </w:tc>
+      </w:tr>
+      <w:tr>
+        <w:trPr>
+          <w:trHeight w:val="465"/>
+          <w:jc w:val="center"/>
+        </w:trPr>
+        <w:tc>
+          <w:tcPr>
+            <w:tcW w:w="2818" w:type="dxa"/>
+            <w:tcBorders>
+              <w:left w:val="nil"/>
+            </w:tcBorders>
+          </w:tcPr>
+          <w:p>
+            <w:pPr>
+              <w:jc w:val="center"/>
+              <w:rPr>
+                <w:sz w:val="20"/>
+              </w:rPr>
+            </w:pPr>
+            <w:proofErr w:type="spellStart"/>
+            <w:r>
+              <w:rPr>
+                <w:sz w:val="20"/>
+              </w:rPr>
+              <w:t>Defesa</w:t>
+            </w:r>
+            <w:proofErr w:type="spellEnd"/>
+            <w:r>
+              <w:rPr>
+                <w:sz w:val="20"/>
+              </w:rPr>
+              <w:t xml:space="preserve"> final</w:t>
             </w:r>
           </w:p>
         </w:tc>
